--- a/Backend/Director_Disclosure/Output_Disclosures/2024-25/HADOTI_POWER_TRANSMISSION_SERVICE_LIMITED/MBP-1/MBP1_CHETANIA_RAJESH_SHAH_10935432.docx
+++ b/Backend/Director_Disclosure/Output_Disclosures/2024-25/HADOTI_POWER_TRANSMISSION_SERVICE_LIMITED/MBP-1/MBP1_CHETANIA_RAJESH_SHAH_10935432.docx
@@ -93,152 +93,17 @@
     </w:p>
     <w:p>
       <w:pPr>
-        <w:spacing w:before="0" w:after="0"/>
-        <w:jc w:val="left"/>
-      </w:pPr>
-      <w:r>
-        <w:rPr>
-          <w:rFonts w:ascii="Adani" w:hAnsi="Adani"/>
-          <w:b w:val="0"/>
-          <w:sz w:val="20"/>
-          <w:u w:val="none"/>
-        </w:rPr>
-        <w:t>ADANI GREEN ENERGY THIRTY LIMITED</w:t>
-      </w:r>
-    </w:p>
-    <w:p>
-      <w:pPr>
-        <w:spacing w:before="0" w:after="0"/>
-        <w:jc w:val="left"/>
-      </w:pPr>
-      <w:r>
-        <w:rPr>
-          <w:rFonts w:ascii="Adani" w:hAnsi="Adani"/>
-          <w:b w:val="0"/>
-          <w:sz w:val="20"/>
-          <w:u w:val="none"/>
-        </w:rPr>
-        <w:t>SANGOD TRANSMISSION SERVICE LIMITED</w:t>
-      </w:r>
-    </w:p>
-    <w:p>
-      <w:pPr>
-        <w:spacing w:before="0" w:after="0"/>
-        <w:jc w:val="left"/>
-      </w:pPr>
-      <w:r>
-        <w:rPr>
-          <w:rFonts w:ascii="Adani" w:hAnsi="Adani"/>
-          <w:b w:val="0"/>
-          <w:sz w:val="20"/>
-          <w:u w:val="none"/>
-        </w:rPr>
-        <w:t>HADOTI POWER TRANSMISSION SERVICE LIMITED</w:t>
-      </w:r>
-    </w:p>
-    <w:p>
-      <w:pPr>
-        <w:spacing w:before="0" w:after="0"/>
-        <w:jc w:val="left"/>
-      </w:pPr>
-      <w:r>
-        <w:rPr>
-          <w:rFonts w:ascii="Adani" w:hAnsi="Adani"/>
-          <w:b w:val="0"/>
-          <w:sz w:val="20"/>
-          <w:u w:val="none"/>
-        </w:rPr>
-        <w:t>BARMER POWER TRANSMISSION SERVICE LIMITED</w:t>
-      </w:r>
-    </w:p>
-    <w:p>
-      <w:pPr>
-        <w:spacing w:before="0" w:after="0"/>
-        <w:jc w:val="left"/>
-      </w:pPr>
-      <w:r>
-        <w:rPr>
-          <w:rFonts w:ascii="Adani" w:hAnsi="Adani"/>
-          <w:b w:val="0"/>
-          <w:sz w:val="20"/>
-          <w:u w:val="none"/>
-        </w:rPr>
-        <w:t>THAR POWER TRANSMISSION SERVICE LIMITED</w:t>
-      </w:r>
-    </w:p>
-    <w:p>
-      <w:pPr>
-        <w:spacing w:before="0" w:after="0"/>
-        <w:jc w:val="left"/>
-      </w:pPr>
-      <w:r>
-        <w:rPr>
-          <w:rFonts w:ascii="Adani" w:hAnsi="Adani"/>
-          <w:b w:val="0"/>
-          <w:sz w:val="20"/>
-          <w:u w:val="none"/>
-        </w:rPr>
-        <w:t>GHATAMPUR TRANSMISSION LIMITED</w:t>
-      </w:r>
-    </w:p>
-    <w:p>
-      <w:pPr>
-        <w:spacing w:before="0" w:after="0"/>
-        <w:jc w:val="left"/>
-      </w:pPr>
-      <w:r>
-        <w:rPr>
-          <w:rFonts w:ascii="Adani" w:hAnsi="Adani"/>
-          <w:b w:val="0"/>
-          <w:sz w:val="20"/>
-          <w:u w:val="none"/>
-        </w:rPr>
-        <w:t>LAKADIA BANASKANTHA TRANSCO LIMITED</w:t>
-      </w:r>
-    </w:p>
-    <w:p>
-      <w:pPr>
-        <w:spacing w:before="0" w:after="0"/>
-        <w:jc w:val="left"/>
-      </w:pPr>
-      <w:r>
-        <w:rPr>
-          <w:rFonts w:ascii="Adani" w:hAnsi="Adani"/>
-          <w:b w:val="0"/>
-          <w:sz w:val="20"/>
-          <w:u w:val="none"/>
-        </w:rPr>
-        <w:t>ARAVALI TRANSMISSION SERVICE COMPANY LIMITED</w:t>
-      </w:r>
-    </w:p>
-    <w:p>
-      <w:pPr>
-        <w:spacing w:before="0" w:after="0"/>
-        <w:jc w:val="left"/>
-      </w:pPr>
-      <w:r>
-        <w:rPr>
-          <w:rFonts w:ascii="Adani" w:hAnsi="Adani"/>
-          <w:b w:val="0"/>
-          <w:sz w:val="20"/>
-          <w:u w:val="none"/>
-        </w:rPr>
-        <w:t>SUPERHEIGHTS INFRASPACE PRIVATE LIMITED</w:t>
-      </w:r>
-    </w:p>
-    <w:p>
-      <w:pPr>
         <w:spacing w:before="0" w:after="160"/>
         <w:jc w:val="left"/>
       </w:pPr>
       <w:r>
         <w:rPr>
           <w:rFonts w:ascii="Adani" w:hAnsi="Adani"/>
-          <w:b w:val="0"/>
+          <w:b/>
           <w:sz w:val="20"/>
           <w:u w:val="none"/>
         </w:rPr>
-        <w:t>OBRA-C BADAUN TRANSMISSION LIMITED</w:t>
+        <w:t>HADOTI POWER TRANSMISSION SERVICE LIMITED</w:t>
       </w:r>
     </w:p>
     <w:p>
@@ -666,7 +531,7 @@
                 <w:sz w:val="18"/>
                 <w:u w:val="none"/>
               </w:rPr>
-              <w:t>SANGOD TRANSMISSION SERVICE LIMITED</w:t>
+              <w:t>HADOTI POWER TRANSMISSION SERVICE LIMITED</w:t>
             </w:r>
           </w:p>
         </w:tc>
@@ -808,7 +673,7 @@
                 <w:sz w:val="18"/>
                 <w:u w:val="none"/>
               </w:rPr>
-              <w:t>HADOTI POWER TRANSMISSION SERVICE LIMITED</w:t>
+              <w:t>BARMER POWER TRANSMISSION SERVICE LIMITED</w:t>
             </w:r>
           </w:p>
         </w:tc>
@@ -950,7 +815,7 @@
                 <w:sz w:val="18"/>
                 <w:u w:val="none"/>
               </w:rPr>
-              <w:t>BARMER POWER TRANSMISSION SERVICE LIMITED</w:t>
+              <w:t>THAR POWER TRANSMISSION SERVICE LIMITED</w:t>
             </w:r>
           </w:p>
         </w:tc>
@@ -1092,7 +957,7 @@
                 <w:sz w:val="18"/>
                 <w:u w:val="none"/>
               </w:rPr>
-              <w:t>THAR POWER TRANSMISSION SERVICE LIMITED</w:t>
+              <w:t>SANGOD TRANSMISSION SERVICE LIMITED</w:t>
             </w:r>
           </w:p>
         </w:tc>
@@ -1234,148 +1099,6 @@
                 <w:sz w:val="18"/>
                 <w:u w:val="none"/>
               </w:rPr>
-              <w:t>GHATAMPUR TRANSMISSION LIMITED</w:t>
-            </w:r>
-          </w:p>
-        </w:tc>
-        <w:tc>
-          <w:tcPr>
-            <w:tcW w:type="dxa" w:w="1814"/>
-            <w:shd w:val="clear" w:color="auto" w:fill="FFFFFF"/>
-            <w:tcBorders>
-              <w:top w:val="single" w:sz="4" w:space="0" w:color="000000"/>
-              <w:left w:val="single" w:sz="4" w:space="0" w:color="000000"/>
-              <w:bottom w:val="single" w:sz="4" w:space="0" w:color="000000"/>
-              <w:right w:val="single" w:sz="4" w:space="0" w:color="000000"/>
-            </w:tcBorders>
-            <w:vAlign w:val="center"/>
-          </w:tcPr>
-          <w:p>
-            <w:pPr>
-              <w:spacing w:before="40" w:after="40"/>
-              <w:jc w:val="left"/>
-            </w:pPr>
-            <w:r>
-              <w:rPr>
-                <w:rFonts w:ascii="Adani" w:hAnsi="Adani"/>
-                <w:b w:val="0"/>
-                <w:sz w:val="18"/>
-                <w:u w:val="none"/>
-              </w:rPr>
-              <w:t>Additional Director</w:t>
-            </w:r>
-          </w:p>
-        </w:tc>
-        <w:tc>
-          <w:tcPr>
-            <w:tcW w:type="dxa" w:w="1020"/>
-            <w:shd w:val="clear" w:color="auto" w:fill="FFFFFF"/>
-            <w:tcBorders>
-              <w:top w:val="single" w:sz="4" w:space="0" w:color="000000"/>
-              <w:left w:val="single" w:sz="4" w:space="0" w:color="000000"/>
-              <w:bottom w:val="single" w:sz="4" w:space="0" w:color="000000"/>
-              <w:right w:val="single" w:sz="4" w:space="0" w:color="000000"/>
-            </w:tcBorders>
-            <w:vAlign w:val="center"/>
-          </w:tcPr>
-          <w:p>
-            <w:pPr>
-              <w:spacing w:before="40" w:after="40"/>
-              <w:jc w:val="left"/>
-            </w:pPr>
-            <w:r>
-              <w:rPr>
-                <w:rFonts w:ascii="Adani" w:hAnsi="Adani"/>
-                <w:b w:val="0"/>
-                <w:sz w:val="18"/>
-                <w:u w:val="none"/>
-              </w:rPr>
-              <w:t>NIL</w:t>
-            </w:r>
-          </w:p>
-        </w:tc>
-        <w:tc>
-          <w:tcPr>
-            <w:tcW w:type="dxa" w:w="1247"/>
-            <w:shd w:val="clear" w:color="auto" w:fill="FFFFFF"/>
-            <w:tcBorders>
-              <w:top w:val="single" w:sz="4" w:space="0" w:color="000000"/>
-              <w:left w:val="single" w:sz="4" w:space="0" w:color="000000"/>
-              <w:bottom w:val="single" w:sz="4" w:space="0" w:color="000000"/>
-              <w:right w:val="single" w:sz="4" w:space="0" w:color="000000"/>
-            </w:tcBorders>
-            <w:vAlign w:val="center"/>
-          </w:tcPr>
-          <w:p>
-            <w:pPr>
-              <w:spacing w:before="40" w:after="40"/>
-              <w:jc w:val="left"/>
-            </w:pPr>
-            <w:r>
-              <w:rPr>
-                <w:rFonts w:ascii="Adani" w:hAnsi="Adani"/>
-                <w:b w:val="0"/>
-                <w:sz w:val="18"/>
-                <w:u w:val="none"/>
-              </w:rPr>
-              <w:t>15/03/2025</w:t>
-            </w:r>
-          </w:p>
-        </w:tc>
-      </w:tr>
-      <w:tr>
-        <w:tc>
-          <w:tcPr>
-            <w:tcW w:type="dxa" w:w="680"/>
-            <w:shd w:val="clear" w:color="auto" w:fill="FFFFFF"/>
-            <w:tcBorders>
-              <w:top w:val="single" w:sz="4" w:space="0" w:color="000000"/>
-              <w:left w:val="single" w:sz="4" w:space="0" w:color="000000"/>
-              <w:bottom w:val="single" w:sz="4" w:space="0" w:color="000000"/>
-              <w:right w:val="single" w:sz="4" w:space="0" w:color="000000"/>
-            </w:tcBorders>
-            <w:vAlign w:val="center"/>
-          </w:tcPr>
-          <w:p>
-            <w:pPr>
-              <w:spacing w:before="40" w:after="40"/>
-              <w:jc w:val="left"/>
-            </w:pPr>
-            <w:r>
-              <w:rPr>
-                <w:rFonts w:ascii="Adani" w:hAnsi="Adani"/>
-                <w:b w:val="0"/>
-                <w:sz w:val="18"/>
-                <w:u w:val="none"/>
-              </w:rPr>
-              <w:t>7</w:t>
-            </w:r>
-          </w:p>
-        </w:tc>
-        <w:tc>
-          <w:tcPr>
-            <w:tcW w:type="dxa" w:w="3969"/>
-            <w:shd w:val="clear" w:color="auto" w:fill="FFFFFF"/>
-            <w:tcBorders>
-              <w:top w:val="single" w:sz="4" w:space="0" w:color="000000"/>
-              <w:left w:val="single" w:sz="4" w:space="0" w:color="000000"/>
-              <w:bottom w:val="single" w:sz="4" w:space="0" w:color="000000"/>
-              <w:right w:val="single" w:sz="4" w:space="0" w:color="000000"/>
-            </w:tcBorders>
-            <w:vAlign w:val="center"/>
-          </w:tcPr>
-          <w:p>
-            <w:pPr>
-              <w:spacing w:before="40" w:after="40"/>
-              <w:jc w:val="left"/>
-            </w:pPr>
-            <w:r>
-              <w:rPr>
-                <w:rFonts w:ascii="Adani" w:hAnsi="Adani"/>
-                <w:b w:val="0"/>
-                <w:sz w:val="18"/>
-                <w:u w:val="none"/>
-              </w:rPr>
               <w:t>LAKADIA BANASKANTHA TRANSCO LIMITED</w:t>
             </w:r>
           </w:p>
@@ -1490,7 +1213,7 @@
                 <w:sz w:val="18"/>
                 <w:u w:val="none"/>
               </w:rPr>
-              <w:t>8</w:t>
+              <w:t>7</w:t>
             </w:r>
           </w:p>
         </w:tc>
@@ -1632,7 +1355,7 @@
                 <w:sz w:val="18"/>
                 <w:u w:val="none"/>
               </w:rPr>
-              <w:t>9</w:t>
+              <w:t>8</w:t>
             </w:r>
           </w:p>
         </w:tc>
@@ -1774,7 +1497,7 @@
                 <w:sz w:val="18"/>
                 <w:u w:val="none"/>
               </w:rPr>
-              <w:t>10</w:t>
+              <w:t>9</w:t>
             </w:r>
           </w:p>
         </w:tc>
@@ -2123,7 +1846,7 @@
                 <w:sz w:val="18"/>
                 <w:u w:val="none"/>
               </w:rPr>
-              <w:t>Date:   07th May, 2026</w:t>
+              <w:t>Date:   15th May, 2026</w:t>
             </w:r>
           </w:p>
         </w:tc>
@@ -2389,174 +2112,441 @@
         <w:t>:</w:t>
       </w:r>
     </w:p>
-    <w:p>
-      <w:pPr>
-        <w:pStyle w:val="ListNumber"/>
-        <w:spacing w:before="0" w:after="40"/>
-        <w:ind w:left="720"/>
-      </w:pPr>
-      <w:r>
-        <w:rPr>
-          <w:rFonts w:ascii="Adani" w:hAnsi="Adani"/>
-          <w:b w:val="0"/>
-          <w:sz w:val="20"/>
-          <w:u w:val="none"/>
-        </w:rPr>
-        <w:t>Father</w:t>
-        <w:tab/>
-        <w:tab/>
-        <w:t>:</w:t>
-        <w:tab/>
-        <w:t>NIL</w:t>
-      </w:r>
-    </w:p>
-    <w:p>
-      <w:pPr>
-        <w:pStyle w:val="ListNumber"/>
-        <w:spacing w:before="0" w:after="40"/>
-        <w:ind w:left="720"/>
-      </w:pPr>
-      <w:r>
-        <w:rPr>
-          <w:rFonts w:ascii="Adani" w:hAnsi="Adani"/>
-          <w:b w:val="0"/>
-          <w:sz w:val="20"/>
-          <w:u w:val="none"/>
-        </w:rPr>
-        <w:t>Mother</w:t>
-        <w:tab/>
-        <w:tab/>
-        <w:t>:</w:t>
-        <w:tab/>
-        <w:t>NIL</w:t>
-      </w:r>
-    </w:p>
-    <w:p>
-      <w:pPr>
-        <w:pStyle w:val="ListNumber"/>
-        <w:spacing w:before="0" w:after="40"/>
-        <w:ind w:left="720"/>
-      </w:pPr>
-      <w:r>
-        <w:rPr>
-          <w:rFonts w:ascii="Adani" w:hAnsi="Adani"/>
-          <w:b w:val="0"/>
-          <w:sz w:val="20"/>
-          <w:u w:val="none"/>
-        </w:rPr>
-        <w:t>Son</w:t>
-        <w:tab/>
-        <w:tab/>
-        <w:t>:</w:t>
-        <w:tab/>
-        <w:t>NIL</w:t>
-      </w:r>
-    </w:p>
-    <w:p>
-      <w:pPr>
-        <w:pStyle w:val="ListNumber"/>
-        <w:spacing w:before="0" w:after="40"/>
-        <w:ind w:left="720"/>
-      </w:pPr>
-      <w:r>
-        <w:rPr>
-          <w:rFonts w:ascii="Adani" w:hAnsi="Adani"/>
-          <w:b w:val="0"/>
-          <w:sz w:val="20"/>
-          <w:u w:val="none"/>
-        </w:rPr>
-        <w:t>Son's Wife</w:t>
-        <w:tab/>
-        <w:tab/>
-        <w:t>:</w:t>
-        <w:tab/>
-        <w:t>NIL</w:t>
-      </w:r>
-    </w:p>
-    <w:p>
-      <w:pPr>
-        <w:pStyle w:val="ListNumber"/>
-        <w:spacing w:before="0" w:after="40"/>
-        <w:ind w:left="720"/>
-      </w:pPr>
-      <w:r>
-        <w:rPr>
-          <w:rFonts w:ascii="Adani" w:hAnsi="Adani"/>
-          <w:b w:val="0"/>
-          <w:sz w:val="20"/>
-          <w:u w:val="none"/>
-        </w:rPr>
-        <w:t>Daughter</w:t>
-        <w:tab/>
-        <w:tab/>
-        <w:t>:</w:t>
-        <w:tab/>
-        <w:t>NIL</w:t>
-      </w:r>
-    </w:p>
-    <w:p>
-      <w:pPr>
-        <w:pStyle w:val="ListNumber"/>
-        <w:spacing w:before="0" w:after="40"/>
-        <w:ind w:left="720"/>
-      </w:pPr>
-      <w:r>
-        <w:rPr>
-          <w:rFonts w:ascii="Adani" w:hAnsi="Adani"/>
-          <w:b w:val="0"/>
-          <w:sz w:val="20"/>
-          <w:u w:val="none"/>
-        </w:rPr>
-        <w:t>Daughter's Husband</w:t>
-        <w:tab/>
-        <w:tab/>
-        <w:t>:</w:t>
-        <w:tab/>
-        <w:t>NIL</w:t>
-      </w:r>
-    </w:p>
-    <w:p>
-      <w:pPr>
-        <w:pStyle w:val="ListNumber"/>
-        <w:spacing w:before="0" w:after="40"/>
-        <w:ind w:left="720"/>
-      </w:pPr>
-      <w:r>
-        <w:rPr>
-          <w:rFonts w:ascii="Adani" w:hAnsi="Adani"/>
-          <w:b w:val="0"/>
-          <w:sz w:val="20"/>
-          <w:u w:val="none"/>
-        </w:rPr>
-        <w:t>Brother</w:t>
-        <w:tab/>
-        <w:tab/>
-        <w:t>:</w:t>
-        <w:tab/>
-        <w:t>NIL</w:t>
-      </w:r>
-    </w:p>
-    <w:p>
-      <w:pPr>
-        <w:pStyle w:val="ListNumber"/>
-        <w:spacing w:before="0" w:after="40"/>
-        <w:ind w:left="720"/>
-      </w:pPr>
-      <w:r>
-        <w:rPr>
-          <w:rFonts w:ascii="Adani" w:hAnsi="Adani"/>
-          <w:b w:val="0"/>
-          <w:sz w:val="20"/>
-          <w:u w:val="none"/>
-        </w:rPr>
-        <w:t>Sister</w:t>
-        <w:tab/>
-        <w:tab/>
-        <w:t>:</w:t>
-        <w:tab/>
-        <w:t>NIL</w:t>
-      </w:r>
-    </w:p>
+    <w:tbl>
+      <w:tblPr>
+        <w:tblW w:type="auto" w:w="0"/>
+        <w:jc w:val="left"/>
+        <w:tblLook w:firstColumn="1" w:firstRow="1" w:lastColumn="0" w:lastRow="0" w:noHBand="0" w:noVBand="1" w:val="04A0"/>
+      </w:tblPr>
+      <w:tblGrid>
+        <w:gridCol w:w="4536"/>
+        <w:gridCol w:w="4536"/>
+      </w:tblGrid>
+      <w:tr>
+        <w:tc>
+          <w:tcPr>
+            <w:tcW w:type="dxa" w:w="4536"/>
+            <w:tcBorders>
+              <w:top w:val="none"/>
+              <w:bottom w:val="none"/>
+              <w:left w:val="none"/>
+              <w:right w:val="none"/>
+            </w:tcBorders>
+          </w:tcPr>
+          <w:p>
+            <w:pPr>
+              <w:ind w:left="720"/>
+            </w:pPr>
+            <w:r>
+              <w:rPr>
+                <w:rFonts w:ascii="Adani" w:hAnsi="Adani"/>
+                <w:b w:val="0"/>
+                <w:sz w:val="20"/>
+                <w:u w:val="none"/>
+              </w:rPr>
+              <w:t>1.</w:t>
+              <w:tab/>
+              <w:t>Father</w:t>
+              <w:tab/>
+              <w:t>:</w:t>
+            </w:r>
+          </w:p>
+        </w:tc>
+        <w:tc>
+          <w:tcPr>
+            <w:tcW w:type="dxa" w:w="4536"/>
+            <w:tcBorders>
+              <w:top w:val="none"/>
+              <w:bottom w:val="none"/>
+              <w:left w:val="none"/>
+              <w:right w:val="none"/>
+            </w:tcBorders>
+          </w:tcPr>
+          <w:p>
+            <w:r>
+              <w:rPr>
+                <w:rFonts w:ascii="Adani" w:hAnsi="Adani"/>
+                <w:b w:val="0"/>
+                <w:sz w:val="20"/>
+                <w:u w:val="none"/>
+              </w:rPr>
+              <w:t>NIL</w:t>
+            </w:r>
+          </w:p>
+        </w:tc>
+      </w:tr>
+      <w:tr>
+        <w:tc>
+          <w:tcPr>
+            <w:tcW w:type="dxa" w:w="4536"/>
+            <w:tcBorders>
+              <w:top w:val="none"/>
+              <w:bottom w:val="none"/>
+              <w:left w:val="none"/>
+              <w:right w:val="none"/>
+            </w:tcBorders>
+          </w:tcPr>
+          <w:p>
+            <w:pPr>
+              <w:ind w:left="720"/>
+            </w:pPr>
+            <w:r>
+              <w:rPr>
+                <w:rFonts w:ascii="Adani" w:hAnsi="Adani"/>
+                <w:b w:val="0"/>
+                <w:sz w:val="20"/>
+                <w:u w:val="none"/>
+              </w:rPr>
+              <w:t>2.</w:t>
+              <w:tab/>
+              <w:t>Mother</w:t>
+              <w:tab/>
+              <w:t>:</w:t>
+            </w:r>
+          </w:p>
+        </w:tc>
+        <w:tc>
+          <w:tcPr>
+            <w:tcW w:type="dxa" w:w="4536"/>
+            <w:tcBorders>
+              <w:top w:val="none"/>
+              <w:bottom w:val="none"/>
+              <w:left w:val="none"/>
+              <w:right w:val="none"/>
+            </w:tcBorders>
+          </w:tcPr>
+          <w:p>
+            <w:r>
+              <w:rPr>
+                <w:rFonts w:ascii="Adani" w:hAnsi="Adani"/>
+                <w:b w:val="0"/>
+                <w:sz w:val="20"/>
+                <w:u w:val="none"/>
+              </w:rPr>
+              <w:t>NIL</w:t>
+            </w:r>
+          </w:p>
+        </w:tc>
+      </w:tr>
+      <w:tr>
+        <w:tc>
+          <w:tcPr>
+            <w:tcW w:type="dxa" w:w="4536"/>
+            <w:tcBorders>
+              <w:top w:val="none"/>
+              <w:bottom w:val="none"/>
+              <w:left w:val="none"/>
+              <w:right w:val="none"/>
+            </w:tcBorders>
+          </w:tcPr>
+          <w:p>
+            <w:pPr>
+              <w:ind w:left="720"/>
+            </w:pPr>
+            <w:r>
+              <w:rPr>
+                <w:rFonts w:ascii="Adani" w:hAnsi="Adani"/>
+                <w:b w:val="0"/>
+                <w:sz w:val="20"/>
+                <w:u w:val="none"/>
+              </w:rPr>
+              <w:t>3.</w:t>
+              <w:tab/>
+              <w:t>Son</w:t>
+              <w:tab/>
+              <w:t>:</w:t>
+            </w:r>
+          </w:p>
+        </w:tc>
+        <w:tc>
+          <w:tcPr>
+            <w:tcW w:type="dxa" w:w="4536"/>
+            <w:tcBorders>
+              <w:top w:val="none"/>
+              <w:bottom w:val="none"/>
+              <w:left w:val="none"/>
+              <w:right w:val="none"/>
+            </w:tcBorders>
+          </w:tcPr>
+          <w:p>
+            <w:r>
+              <w:rPr>
+                <w:rFonts w:ascii="Adani" w:hAnsi="Adani"/>
+                <w:b w:val="0"/>
+                <w:sz w:val="20"/>
+                <w:u w:val="none"/>
+              </w:rPr>
+              <w:t>NIL</w:t>
+            </w:r>
+          </w:p>
+        </w:tc>
+      </w:tr>
+      <w:tr>
+        <w:tc>
+          <w:tcPr>
+            <w:tcW w:type="dxa" w:w="4536"/>
+            <w:tcBorders>
+              <w:top w:val="none"/>
+              <w:bottom w:val="none"/>
+              <w:left w:val="none"/>
+              <w:right w:val="none"/>
+            </w:tcBorders>
+          </w:tcPr>
+          <w:p>
+            <w:pPr>
+              <w:ind w:left="720"/>
+            </w:pPr>
+            <w:r>
+              <w:rPr>
+                <w:rFonts w:ascii="Adani" w:hAnsi="Adani"/>
+                <w:b w:val="0"/>
+                <w:sz w:val="20"/>
+                <w:u w:val="none"/>
+              </w:rPr>
+              <w:t>4.</w:t>
+              <w:tab/>
+              <w:t>Son's Wife</w:t>
+              <w:tab/>
+              <w:t>:</w:t>
+            </w:r>
+          </w:p>
+        </w:tc>
+        <w:tc>
+          <w:tcPr>
+            <w:tcW w:type="dxa" w:w="4536"/>
+            <w:tcBorders>
+              <w:top w:val="none"/>
+              <w:bottom w:val="none"/>
+              <w:left w:val="none"/>
+              <w:right w:val="none"/>
+            </w:tcBorders>
+          </w:tcPr>
+          <w:p>
+            <w:r>
+              <w:rPr>
+                <w:rFonts w:ascii="Adani" w:hAnsi="Adani"/>
+                <w:b w:val="0"/>
+                <w:sz w:val="20"/>
+                <w:u w:val="none"/>
+              </w:rPr>
+              <w:t>NIL</w:t>
+            </w:r>
+          </w:p>
+        </w:tc>
+      </w:tr>
+      <w:tr>
+        <w:tc>
+          <w:tcPr>
+            <w:tcW w:type="dxa" w:w="4536"/>
+            <w:tcBorders>
+              <w:top w:val="none"/>
+              <w:bottom w:val="none"/>
+              <w:left w:val="none"/>
+              <w:right w:val="none"/>
+            </w:tcBorders>
+          </w:tcPr>
+          <w:p>
+            <w:pPr>
+              <w:ind w:left="720"/>
+            </w:pPr>
+            <w:r>
+              <w:rPr>
+                <w:rFonts w:ascii="Adani" w:hAnsi="Adani"/>
+                <w:b w:val="0"/>
+                <w:sz w:val="20"/>
+                <w:u w:val="none"/>
+              </w:rPr>
+              <w:t>5.</w:t>
+              <w:tab/>
+              <w:t>Daughter</w:t>
+              <w:tab/>
+              <w:t>:</w:t>
+            </w:r>
+          </w:p>
+        </w:tc>
+        <w:tc>
+          <w:tcPr>
+            <w:tcW w:type="dxa" w:w="4536"/>
+            <w:tcBorders>
+              <w:top w:val="none"/>
+              <w:bottom w:val="none"/>
+              <w:left w:val="none"/>
+              <w:right w:val="none"/>
+            </w:tcBorders>
+          </w:tcPr>
+          <w:p>
+            <w:r>
+              <w:rPr>
+                <w:rFonts w:ascii="Adani" w:hAnsi="Adani"/>
+                <w:b w:val="0"/>
+                <w:sz w:val="20"/>
+                <w:u w:val="none"/>
+              </w:rPr>
+              <w:t>NIL</w:t>
+            </w:r>
+          </w:p>
+        </w:tc>
+      </w:tr>
+      <w:tr>
+        <w:tc>
+          <w:tcPr>
+            <w:tcW w:type="dxa" w:w="4536"/>
+            <w:tcBorders>
+              <w:top w:val="none"/>
+              <w:bottom w:val="none"/>
+              <w:left w:val="none"/>
+              <w:right w:val="none"/>
+            </w:tcBorders>
+          </w:tcPr>
+          <w:p>
+            <w:pPr>
+              <w:ind w:left="720"/>
+            </w:pPr>
+            <w:r>
+              <w:rPr>
+                <w:rFonts w:ascii="Adani" w:hAnsi="Adani"/>
+                <w:b w:val="0"/>
+                <w:sz w:val="20"/>
+                <w:u w:val="none"/>
+              </w:rPr>
+              <w:t>6.</w:t>
+              <w:tab/>
+              <w:t>Daughter's Husband</w:t>
+              <w:tab/>
+              <w:t>:</w:t>
+            </w:r>
+          </w:p>
+        </w:tc>
+        <w:tc>
+          <w:tcPr>
+            <w:tcW w:type="dxa" w:w="4536"/>
+            <w:tcBorders>
+              <w:top w:val="none"/>
+              <w:bottom w:val="none"/>
+              <w:left w:val="none"/>
+              <w:right w:val="none"/>
+            </w:tcBorders>
+          </w:tcPr>
+          <w:p>
+            <w:r>
+              <w:rPr>
+                <w:rFonts w:ascii="Adani" w:hAnsi="Adani"/>
+                <w:b w:val="0"/>
+                <w:sz w:val="20"/>
+                <w:u w:val="none"/>
+              </w:rPr>
+              <w:t>NIL</w:t>
+            </w:r>
+          </w:p>
+        </w:tc>
+      </w:tr>
+      <w:tr>
+        <w:tc>
+          <w:tcPr>
+            <w:tcW w:type="dxa" w:w="4536"/>
+            <w:tcBorders>
+              <w:top w:val="none"/>
+              <w:bottom w:val="none"/>
+              <w:left w:val="none"/>
+              <w:right w:val="none"/>
+            </w:tcBorders>
+          </w:tcPr>
+          <w:p>
+            <w:pPr>
+              <w:ind w:left="720"/>
+            </w:pPr>
+            <w:r>
+              <w:rPr>
+                <w:rFonts w:ascii="Adani" w:hAnsi="Adani"/>
+                <w:b w:val="0"/>
+                <w:sz w:val="20"/>
+                <w:u w:val="none"/>
+              </w:rPr>
+              <w:t>7.</w:t>
+              <w:tab/>
+              <w:t>Brother</w:t>
+              <w:tab/>
+              <w:t>:</w:t>
+            </w:r>
+          </w:p>
+        </w:tc>
+        <w:tc>
+          <w:tcPr>
+            <w:tcW w:type="dxa" w:w="4536"/>
+            <w:tcBorders>
+              <w:top w:val="none"/>
+              <w:bottom w:val="none"/>
+              <w:left w:val="none"/>
+              <w:right w:val="none"/>
+            </w:tcBorders>
+          </w:tcPr>
+          <w:p>
+            <w:r>
+              <w:rPr>
+                <w:rFonts w:ascii="Adani" w:hAnsi="Adani"/>
+                <w:b w:val="0"/>
+                <w:sz w:val="20"/>
+                <w:u w:val="none"/>
+              </w:rPr>
+              <w:t>NIL</w:t>
+            </w:r>
+          </w:p>
+        </w:tc>
+      </w:tr>
+      <w:tr>
+        <w:tc>
+          <w:tcPr>
+            <w:tcW w:type="dxa" w:w="4536"/>
+            <w:tcBorders>
+              <w:top w:val="none"/>
+              <w:bottom w:val="none"/>
+              <w:left w:val="none"/>
+              <w:right w:val="none"/>
+            </w:tcBorders>
+          </w:tcPr>
+          <w:p>
+            <w:pPr>
+              <w:ind w:left="720"/>
+            </w:pPr>
+            <w:r>
+              <w:rPr>
+                <w:rFonts w:ascii="Adani" w:hAnsi="Adani"/>
+                <w:b w:val="0"/>
+                <w:sz w:val="20"/>
+                <w:u w:val="none"/>
+              </w:rPr>
+              <w:t>8.</w:t>
+              <w:tab/>
+              <w:t>Sister</w:t>
+              <w:tab/>
+              <w:t>:</w:t>
+            </w:r>
+          </w:p>
+        </w:tc>
+        <w:tc>
+          <w:tcPr>
+            <w:tcW w:type="dxa" w:w="4536"/>
+            <w:tcBorders>
+              <w:top w:val="none"/>
+              <w:bottom w:val="none"/>
+              <w:left w:val="none"/>
+              <w:right w:val="none"/>
+            </w:tcBorders>
+          </w:tcPr>
+          <w:p>
+            <w:r>
+              <w:rPr>
+                <w:rFonts w:ascii="Adani" w:hAnsi="Adani"/>
+                <w:b w:val="0"/>
+                <w:sz w:val="20"/>
+                <w:u w:val="none"/>
+              </w:rPr>
+              <w:t>NIL</w:t>
+            </w:r>
+          </w:p>
+        </w:tc>
+      </w:tr>
+    </w:tbl>
     <w:p/>
     <w:p>
       <w:pPr>
@@ -2893,7 +2883,7 @@
                 <w:sz w:val="18"/>
                 <w:u w:val="none"/>
               </w:rPr>
-              <w:t>Date:   07th May, 2026</w:t>
+              <w:t>Date:   15th May, 2026</w:t>
             </w:r>
           </w:p>
         </w:tc>
@@ -3054,7 +3044,7 @@
           <w:sz w:val="20"/>
           <w:u w:val="none"/>
         </w:rPr>
-        <w:t>07th May, 2026</w:t>
+        <w:t>15th May, 2026</w:t>
       </w:r>
     </w:p>
     <w:p>
@@ -3114,21 +3104,6 @@
           <w:sz w:val="20"/>
           <w:u w:val="none"/>
         </w:rPr>
-        <w:t>SANGOD TRANSMISSION SERVICE LIMITED</w:t>
-      </w:r>
-    </w:p>
-    <w:p>
-      <w:pPr>
-        <w:spacing w:before="0" w:after="20"/>
-        <w:jc w:val="left"/>
-      </w:pPr>
-      <w:r>
-        <w:rPr>
-          <w:rFonts w:ascii="Adani" w:hAnsi="Adani"/>
-          <w:b/>
-          <w:sz w:val="20"/>
-          <w:u w:val="none"/>
-        </w:rPr>
         <w:t>HADOTI POWER TRANSMISSION SERVICE LIMITED</w:t>
       </w:r>
     </w:p>
@@ -3174,7 +3149,7 @@
           <w:sz w:val="20"/>
           <w:u w:val="none"/>
         </w:rPr>
-        <w:t>GHATAMPUR TRANSMISSION LIMITED</w:t>
+        <w:t>SANGOD TRANSMISSION SERVICE LIMITED</w:t>
       </w:r>
     </w:p>
     <w:p>
@@ -3310,21 +3285,6 @@
           <w:sz w:val="20"/>
           <w:u w:val="none"/>
         </w:rPr>
-        <w:t>SANGOD TRANSMISSION SERVICE LIMITED</w:t>
-      </w:r>
-    </w:p>
-    <w:p>
-      <w:pPr>
-        <w:spacing w:before="0" w:after="20"/>
-        <w:jc w:val="left"/>
-      </w:pPr>
-      <w:r>
-        <w:rPr>
-          <w:rFonts w:ascii="Adani" w:hAnsi="Adani"/>
-          <w:b w:val="0"/>
-          <w:sz w:val="20"/>
-          <w:u w:val="none"/>
-        </w:rPr>
         <w:t>HADOTI POWER TRANSMISSION SERVICE LIMITED</w:t>
       </w:r>
     </w:p>
@@ -3370,7 +3330,7 @@
           <w:sz w:val="20"/>
           <w:u w:val="none"/>
         </w:rPr>
-        <w:t>GHATAMPUR TRANSMISSION LIMITED</w:t>
+        <w:t>SANGOD TRANSMISSION SERVICE LIMITED</w:t>
       </w:r>
     </w:p>
     <w:p>
@@ -4238,7 +4198,7 @@
                 <w:sz w:val="18"/>
                 <w:u w:val="none"/>
               </w:rPr>
-              <w:t>10</w:t>
+              <w:t>9</w:t>
             </w:r>
           </w:p>
         </w:tc>
@@ -4496,120 +4456,6 @@
                 <w:u w:val="none"/>
               </w:rPr>
               <w:t>23/06/2025</w:t>
-            </w:r>
-          </w:p>
-        </w:tc>
-      </w:tr>
-      <w:tr>
-        <w:tc>
-          <w:tcPr>
-            <w:tcW w:type="dxa" w:w="2268"/>
-            <w:shd w:val="clear" w:color="auto" w:fill="FFFFFF"/>
-            <w:tcBorders>
-              <w:top w:val="single" w:sz="4" w:space="0" w:color="000000"/>
-              <w:left w:val="single" w:sz="4" w:space="0" w:color="000000"/>
-              <w:bottom w:val="single" w:sz="4" w:space="0" w:color="000000"/>
-              <w:right w:val="single" w:sz="4" w:space="0" w:color="000000"/>
-            </w:tcBorders>
-            <w:vAlign w:val="center"/>
-          </w:tcPr>
-          <w:p>
-            <w:pPr>
-              <w:spacing w:before="40" w:after="40"/>
-              <w:jc w:val="left"/>
-            </w:pPr>
-            <w:r>
-              <w:rPr>
-                <w:rFonts w:ascii="Adani" w:hAnsi="Adani"/>
-                <w:b w:val="0"/>
-                <w:sz w:val="18"/>
-                <w:u w:val="none"/>
-              </w:rPr>
-              <w:t>U40108RJ2021SGC073247</w:t>
-            </w:r>
-          </w:p>
-        </w:tc>
-        <w:tc>
-          <w:tcPr>
-            <w:tcW w:type="dxa" w:w="4252"/>
-            <w:shd w:val="clear" w:color="auto" w:fill="FFFFFF"/>
-            <w:tcBorders>
-              <w:top w:val="single" w:sz="4" w:space="0" w:color="000000"/>
-              <w:left w:val="single" w:sz="4" w:space="0" w:color="000000"/>
-              <w:bottom w:val="single" w:sz="4" w:space="0" w:color="000000"/>
-              <w:right w:val="single" w:sz="4" w:space="0" w:color="000000"/>
-            </w:tcBorders>
-            <w:vAlign w:val="center"/>
-          </w:tcPr>
-          <w:p>
-            <w:pPr>
-              <w:spacing w:before="40" w:after="40"/>
-              <w:jc w:val="left"/>
-            </w:pPr>
-            <w:r>
-              <w:rPr>
-                <w:rFonts w:ascii="Adani" w:hAnsi="Adani"/>
-                <w:b w:val="0"/>
-                <w:sz w:val="18"/>
-                <w:u w:val="none"/>
-              </w:rPr>
-              <w:t>SANGOD TRANSMISSION SERVICE LIMITED</w:t>
-            </w:r>
-          </w:p>
-        </w:tc>
-        <w:tc>
-          <w:tcPr>
-            <w:tcW w:type="dxa" w:w="1587"/>
-            <w:shd w:val="clear" w:color="auto" w:fill="FFFFFF"/>
-            <w:tcBorders>
-              <w:top w:val="single" w:sz="4" w:space="0" w:color="000000"/>
-              <w:left w:val="single" w:sz="4" w:space="0" w:color="000000"/>
-              <w:bottom w:val="single" w:sz="4" w:space="0" w:color="000000"/>
-              <w:right w:val="single" w:sz="4" w:space="0" w:color="000000"/>
-            </w:tcBorders>
-            <w:vAlign w:val="center"/>
-          </w:tcPr>
-          <w:p>
-            <w:pPr>
-              <w:spacing w:before="40" w:after="40"/>
-              <w:jc w:val="left"/>
-            </w:pPr>
-            <w:r>
-              <w:rPr>
-                <w:rFonts w:ascii="Adani" w:hAnsi="Adani"/>
-                <w:b w:val="0"/>
-                <w:sz w:val="18"/>
-                <w:u w:val="none"/>
-              </w:rPr>
-              <w:t>Additional Director</w:t>
-            </w:r>
-          </w:p>
-        </w:tc>
-        <w:tc>
-          <w:tcPr>
-            <w:tcW w:type="dxa" w:w="1304"/>
-            <w:shd w:val="clear" w:color="auto" w:fill="FFFFFF"/>
-            <w:tcBorders>
-              <w:top w:val="single" w:sz="4" w:space="0" w:color="000000"/>
-              <w:left w:val="single" w:sz="4" w:space="0" w:color="000000"/>
-              <w:bottom w:val="single" w:sz="4" w:space="0" w:color="000000"/>
-              <w:right w:val="single" w:sz="4" w:space="0" w:color="000000"/>
-            </w:tcBorders>
-            <w:vAlign w:val="center"/>
-          </w:tcPr>
-          <w:p>
-            <w:pPr>
-              <w:spacing w:before="40" w:after="40"/>
-              <w:jc w:val="left"/>
-            </w:pPr>
-            <w:r>
-              <w:rPr>
-                <w:rFonts w:ascii="Adani" w:hAnsi="Adani"/>
-                <w:b w:val="0"/>
-                <w:sz w:val="18"/>
-                <w:u w:val="none"/>
-              </w:rPr>
-              <w:t>17/03/2025</w:t>
             </w:r>
           </w:p>
         </w:tc>
@@ -4981,7 +4827,7 @@
                 <w:sz w:val="18"/>
                 <w:u w:val="none"/>
               </w:rPr>
-              <w:t>U40300GJ2016GOI125463</w:t>
+              <w:t>U40108RJ2021SGC073247</w:t>
             </w:r>
           </w:p>
         </w:tc>
@@ -5009,7 +4855,7 @@
                 <w:sz w:val="18"/>
                 <w:u w:val="none"/>
               </w:rPr>
-              <w:t>GHATAMPUR TRANSMISSION LIMITED</w:t>
+              <w:t>SANGOD TRANSMISSION SERVICE LIMITED</w:t>
             </w:r>
           </w:p>
         </w:tc>
@@ -5065,7 +4911,7 @@
                 <w:sz w:val="18"/>
                 <w:u w:val="none"/>
               </w:rPr>
-              <w:t>15/03/2025</w:t>
+              <w:t>17/03/2025</w:t>
             </w:r>
           </w:p>
         </w:tc>

--- a/Backend/Director_Disclosure/Output_Disclosures/2024-25/HADOTI_POWER_TRANSMISSION_SERVICE_LIMITED/MBP-1/MBP1_CHETANIA_RAJESH_SHAH_10935432.docx
+++ b/Backend/Director_Disclosure/Output_Disclosures/2024-25/HADOTI_POWER_TRANSMISSION_SERVICE_LIMITED/MBP-1/MBP1_CHETANIA_RAJESH_SHAH_10935432.docx
@@ -1846,7 +1846,7 @@
                 <w:sz w:val="18"/>
                 <w:u w:val="none"/>
               </w:rPr>
-              <w:t>Date:   15th May, 2026</w:t>
+              <w:t>Date:   27th May, 2026</w:t>
             </w:r>
           </w:p>
         </w:tc>
@@ -2883,7 +2883,7 @@
                 <w:sz w:val="18"/>
                 <w:u w:val="none"/>
               </w:rPr>
-              <w:t>Date:   15th May, 2026</w:t>
+              <w:t>Date:   27th May, 2026</w:t>
             </w:r>
           </w:p>
         </w:tc>
@@ -3044,7 +3044,7 @@
           <w:sz w:val="20"/>
           <w:u w:val="none"/>
         </w:rPr>
-        <w:t>15th May, 2026</w:t>
+        <w:t>27th May, 2026</w:t>
       </w:r>
     </w:p>
     <w:p>

--- a/Backend/Director_Disclosure/Output_Disclosures/2024-25/HADOTI_POWER_TRANSMISSION_SERVICE_LIMITED/MBP-1/MBP1_CHETANIA_RAJESH_SHAH_10935432.docx
+++ b/Backend/Director_Disclosure/Output_Disclosures/2024-25/HADOTI_POWER_TRANSMISSION_SERVICE_LIMITED/MBP-1/MBP1_CHETANIA_RAJESH_SHAH_10935432.docx
@@ -389,6 +389,290 @@
                 <w:sz w:val="18"/>
                 <w:u w:val="none"/>
               </w:rPr>
+              <w:t>OBRA-C BADAUN TRANSMISSION LIMITED</w:t>
+            </w:r>
+          </w:p>
+        </w:tc>
+        <w:tc>
+          <w:tcPr>
+            <w:tcW w:type="dxa" w:w="1814"/>
+            <w:shd w:val="clear" w:color="auto" w:fill="FFFFFF"/>
+            <w:tcBorders>
+              <w:top w:val="single" w:sz="4" w:space="0" w:color="000000"/>
+              <w:left w:val="single" w:sz="4" w:space="0" w:color="000000"/>
+              <w:bottom w:val="single" w:sz="4" w:space="0" w:color="000000"/>
+              <w:right w:val="single" w:sz="4" w:space="0" w:color="000000"/>
+            </w:tcBorders>
+            <w:vAlign w:val="center"/>
+          </w:tcPr>
+          <w:p>
+            <w:pPr>
+              <w:spacing w:before="40" w:after="40"/>
+              <w:jc w:val="left"/>
+            </w:pPr>
+            <w:r>
+              <w:rPr>
+                <w:rFonts w:ascii="Adani" w:hAnsi="Adani"/>
+                <w:b w:val="0"/>
+                <w:sz w:val="18"/>
+                <w:u w:val="none"/>
+              </w:rPr>
+              <w:t>Director</w:t>
+            </w:r>
+          </w:p>
+        </w:tc>
+        <w:tc>
+          <w:tcPr>
+            <w:tcW w:type="dxa" w:w="1020"/>
+            <w:shd w:val="clear" w:color="auto" w:fill="FFFFFF"/>
+            <w:tcBorders>
+              <w:top w:val="single" w:sz="4" w:space="0" w:color="000000"/>
+              <w:left w:val="single" w:sz="4" w:space="0" w:color="000000"/>
+              <w:bottom w:val="single" w:sz="4" w:space="0" w:color="000000"/>
+              <w:right w:val="single" w:sz="4" w:space="0" w:color="000000"/>
+            </w:tcBorders>
+            <w:vAlign w:val="center"/>
+          </w:tcPr>
+          <w:p>
+            <w:pPr>
+              <w:spacing w:before="40" w:after="40"/>
+              <w:jc w:val="left"/>
+            </w:pPr>
+            <w:r>
+              <w:rPr>
+                <w:rFonts w:ascii="Adani" w:hAnsi="Adani"/>
+                <w:b w:val="0"/>
+                <w:sz w:val="18"/>
+                <w:u w:val="none"/>
+              </w:rPr>
+              <w:t>NIL</w:t>
+            </w:r>
+          </w:p>
+        </w:tc>
+        <w:tc>
+          <w:tcPr>
+            <w:tcW w:type="dxa" w:w="1247"/>
+            <w:shd w:val="clear" w:color="auto" w:fill="FFFFFF"/>
+            <w:tcBorders>
+              <w:top w:val="single" w:sz="4" w:space="0" w:color="000000"/>
+              <w:left w:val="single" w:sz="4" w:space="0" w:color="000000"/>
+              <w:bottom w:val="single" w:sz="4" w:space="0" w:color="000000"/>
+              <w:right w:val="single" w:sz="4" w:space="0" w:color="000000"/>
+            </w:tcBorders>
+            <w:vAlign w:val="center"/>
+          </w:tcPr>
+          <w:p>
+            <w:pPr>
+              <w:spacing w:before="40" w:after="40"/>
+              <w:jc w:val="left"/>
+            </w:pPr>
+            <w:r>
+              <w:rPr>
+                <w:rFonts w:ascii="Adani" w:hAnsi="Adani"/>
+                <w:b w:val="0"/>
+                <w:sz w:val="18"/>
+                <w:u w:val="none"/>
+              </w:rPr>
+              <w:t>24/06/2025</w:t>
+            </w:r>
+          </w:p>
+        </w:tc>
+      </w:tr>
+      <w:tr>
+        <w:tc>
+          <w:tcPr>
+            <w:tcW w:type="dxa" w:w="680"/>
+            <w:shd w:val="clear" w:color="auto" w:fill="FFFFFF"/>
+            <w:tcBorders>
+              <w:top w:val="single" w:sz="4" w:space="0" w:color="000000"/>
+              <w:left w:val="single" w:sz="4" w:space="0" w:color="000000"/>
+              <w:bottom w:val="single" w:sz="4" w:space="0" w:color="000000"/>
+              <w:right w:val="single" w:sz="4" w:space="0" w:color="000000"/>
+            </w:tcBorders>
+            <w:vAlign w:val="center"/>
+          </w:tcPr>
+          <w:p>
+            <w:pPr>
+              <w:spacing w:before="40" w:after="40"/>
+              <w:jc w:val="left"/>
+            </w:pPr>
+            <w:r>
+              <w:rPr>
+                <w:rFonts w:ascii="Adani" w:hAnsi="Adani"/>
+                <w:b w:val="0"/>
+                <w:sz w:val="18"/>
+                <w:u w:val="none"/>
+              </w:rPr>
+              <w:t>2</w:t>
+            </w:r>
+          </w:p>
+        </w:tc>
+        <w:tc>
+          <w:tcPr>
+            <w:tcW w:type="dxa" w:w="3969"/>
+            <w:shd w:val="clear" w:color="auto" w:fill="FFFFFF"/>
+            <w:tcBorders>
+              <w:top w:val="single" w:sz="4" w:space="0" w:color="000000"/>
+              <w:left w:val="single" w:sz="4" w:space="0" w:color="000000"/>
+              <w:bottom w:val="single" w:sz="4" w:space="0" w:color="000000"/>
+              <w:right w:val="single" w:sz="4" w:space="0" w:color="000000"/>
+            </w:tcBorders>
+            <w:vAlign w:val="center"/>
+          </w:tcPr>
+          <w:p>
+            <w:pPr>
+              <w:spacing w:before="40" w:after="40"/>
+              <w:jc w:val="left"/>
+            </w:pPr>
+            <w:r>
+              <w:rPr>
+                <w:rFonts w:ascii="Adani" w:hAnsi="Adani"/>
+                <w:b w:val="0"/>
+                <w:sz w:val="18"/>
+                <w:u w:val="none"/>
+              </w:rPr>
+              <w:t>LAKADIA BANASKANTHA TRANSCO LIMITED</w:t>
+            </w:r>
+          </w:p>
+        </w:tc>
+        <w:tc>
+          <w:tcPr>
+            <w:tcW w:type="dxa" w:w="1814"/>
+            <w:shd w:val="clear" w:color="auto" w:fill="FFFFFF"/>
+            <w:tcBorders>
+              <w:top w:val="single" w:sz="4" w:space="0" w:color="000000"/>
+              <w:left w:val="single" w:sz="4" w:space="0" w:color="000000"/>
+              <w:bottom w:val="single" w:sz="4" w:space="0" w:color="000000"/>
+              <w:right w:val="single" w:sz="4" w:space="0" w:color="000000"/>
+            </w:tcBorders>
+            <w:vAlign w:val="center"/>
+          </w:tcPr>
+          <w:p>
+            <w:pPr>
+              <w:spacing w:before="40" w:after="40"/>
+              <w:jc w:val="left"/>
+            </w:pPr>
+            <w:r>
+              <w:rPr>
+                <w:rFonts w:ascii="Adani" w:hAnsi="Adani"/>
+                <w:b w:val="0"/>
+                <w:sz w:val="18"/>
+                <w:u w:val="none"/>
+              </w:rPr>
+              <w:t>Director</w:t>
+            </w:r>
+          </w:p>
+        </w:tc>
+        <w:tc>
+          <w:tcPr>
+            <w:tcW w:type="dxa" w:w="1020"/>
+            <w:shd w:val="clear" w:color="auto" w:fill="FFFFFF"/>
+            <w:tcBorders>
+              <w:top w:val="single" w:sz="4" w:space="0" w:color="000000"/>
+              <w:left w:val="single" w:sz="4" w:space="0" w:color="000000"/>
+              <w:bottom w:val="single" w:sz="4" w:space="0" w:color="000000"/>
+              <w:right w:val="single" w:sz="4" w:space="0" w:color="000000"/>
+            </w:tcBorders>
+            <w:vAlign w:val="center"/>
+          </w:tcPr>
+          <w:p>
+            <w:pPr>
+              <w:spacing w:before="40" w:after="40"/>
+              <w:jc w:val="left"/>
+            </w:pPr>
+            <w:r>
+              <w:rPr>
+                <w:rFonts w:ascii="Adani" w:hAnsi="Adani"/>
+                <w:b w:val="0"/>
+                <w:sz w:val="18"/>
+                <w:u w:val="none"/>
+              </w:rPr>
+              <w:t>NIL</w:t>
+            </w:r>
+          </w:p>
+        </w:tc>
+        <w:tc>
+          <w:tcPr>
+            <w:tcW w:type="dxa" w:w="1247"/>
+            <w:shd w:val="clear" w:color="auto" w:fill="FFFFFF"/>
+            <w:tcBorders>
+              <w:top w:val="single" w:sz="4" w:space="0" w:color="000000"/>
+              <w:left w:val="single" w:sz="4" w:space="0" w:color="000000"/>
+              <w:bottom w:val="single" w:sz="4" w:space="0" w:color="000000"/>
+              <w:right w:val="single" w:sz="4" w:space="0" w:color="000000"/>
+            </w:tcBorders>
+            <w:vAlign w:val="center"/>
+          </w:tcPr>
+          <w:p>
+            <w:pPr>
+              <w:spacing w:before="40" w:after="40"/>
+              <w:jc w:val="left"/>
+            </w:pPr>
+            <w:r>
+              <w:rPr>
+                <w:rFonts w:ascii="Adani" w:hAnsi="Adani"/>
+                <w:b w:val="0"/>
+                <w:sz w:val="18"/>
+                <w:u w:val="none"/>
+              </w:rPr>
+              <w:t>24/06/2025</w:t>
+            </w:r>
+          </w:p>
+        </w:tc>
+      </w:tr>
+      <w:tr>
+        <w:tc>
+          <w:tcPr>
+            <w:tcW w:type="dxa" w:w="680"/>
+            <w:shd w:val="clear" w:color="auto" w:fill="FFFFFF"/>
+            <w:tcBorders>
+              <w:top w:val="single" w:sz="4" w:space="0" w:color="000000"/>
+              <w:left w:val="single" w:sz="4" w:space="0" w:color="000000"/>
+              <w:bottom w:val="single" w:sz="4" w:space="0" w:color="000000"/>
+              <w:right w:val="single" w:sz="4" w:space="0" w:color="000000"/>
+            </w:tcBorders>
+            <w:vAlign w:val="center"/>
+          </w:tcPr>
+          <w:p>
+            <w:pPr>
+              <w:spacing w:before="40" w:after="40"/>
+              <w:jc w:val="left"/>
+            </w:pPr>
+            <w:r>
+              <w:rPr>
+                <w:rFonts w:ascii="Adani" w:hAnsi="Adani"/>
+                <w:b w:val="0"/>
+                <w:sz w:val="18"/>
+                <w:u w:val="none"/>
+              </w:rPr>
+              <w:t>3</w:t>
+            </w:r>
+          </w:p>
+        </w:tc>
+        <w:tc>
+          <w:tcPr>
+            <w:tcW w:type="dxa" w:w="3969"/>
+            <w:shd w:val="clear" w:color="auto" w:fill="FFFFFF"/>
+            <w:tcBorders>
+              <w:top w:val="single" w:sz="4" w:space="0" w:color="000000"/>
+              <w:left w:val="single" w:sz="4" w:space="0" w:color="000000"/>
+              <w:bottom w:val="single" w:sz="4" w:space="0" w:color="000000"/>
+              <w:right w:val="single" w:sz="4" w:space="0" w:color="000000"/>
+            </w:tcBorders>
+            <w:vAlign w:val="center"/>
+          </w:tcPr>
+          <w:p>
+            <w:pPr>
+              <w:spacing w:before="40" w:after="40"/>
+              <w:jc w:val="left"/>
+            </w:pPr>
+            <w:r>
+              <w:rPr>
+                <w:rFonts w:ascii="Adani" w:hAnsi="Adani"/>
+                <w:b w:val="0"/>
+                <w:sz w:val="18"/>
+                <w:u w:val="none"/>
+              </w:rPr>
               <w:t>ADANI GREEN ENERGY THIRTY LIMITED</w:t>
             </w:r>
           </w:p>
@@ -503,7 +787,7 @@
                 <w:sz w:val="18"/>
                 <w:u w:val="none"/>
               </w:rPr>
-              <w:t>2</w:t>
+              <w:t>4</w:t>
             </w:r>
           </w:p>
         </w:tc>
@@ -531,7 +815,7 @@
                 <w:sz w:val="18"/>
                 <w:u w:val="none"/>
               </w:rPr>
-              <w:t>HADOTI POWER TRANSMISSION SERVICE LIMITED</w:t>
+              <w:t>SUPERHEIGHTS INFRASPACE PRIVATE LIMITED</w:t>
             </w:r>
           </w:p>
         </w:tc>
@@ -559,7 +843,7 @@
                 <w:sz w:val="18"/>
                 <w:u w:val="none"/>
               </w:rPr>
-              <w:t>Additional Director</w:t>
+              <w:t>Director</w:t>
             </w:r>
           </w:p>
         </w:tc>
@@ -615,291 +899,7 @@
                 <w:sz w:val="18"/>
                 <w:u w:val="none"/>
               </w:rPr>
-              <w:t>17/03/2025</w:t>
-            </w:r>
-          </w:p>
-        </w:tc>
-      </w:tr>
-      <w:tr>
-        <w:tc>
-          <w:tcPr>
-            <w:tcW w:type="dxa" w:w="680"/>
-            <w:shd w:val="clear" w:color="auto" w:fill="FFFFFF"/>
-            <w:tcBorders>
-              <w:top w:val="single" w:sz="4" w:space="0" w:color="000000"/>
-              <w:left w:val="single" w:sz="4" w:space="0" w:color="000000"/>
-              <w:bottom w:val="single" w:sz="4" w:space="0" w:color="000000"/>
-              <w:right w:val="single" w:sz="4" w:space="0" w:color="000000"/>
-            </w:tcBorders>
-            <w:vAlign w:val="center"/>
-          </w:tcPr>
-          <w:p>
-            <w:pPr>
-              <w:spacing w:before="40" w:after="40"/>
-              <w:jc w:val="left"/>
-            </w:pPr>
-            <w:r>
-              <w:rPr>
-                <w:rFonts w:ascii="Adani" w:hAnsi="Adani"/>
-                <w:b w:val="0"/>
-                <w:sz w:val="18"/>
-                <w:u w:val="none"/>
-              </w:rPr>
-              <w:t>3</w:t>
-            </w:r>
-          </w:p>
-        </w:tc>
-        <w:tc>
-          <w:tcPr>
-            <w:tcW w:type="dxa" w:w="3969"/>
-            <w:shd w:val="clear" w:color="auto" w:fill="FFFFFF"/>
-            <w:tcBorders>
-              <w:top w:val="single" w:sz="4" w:space="0" w:color="000000"/>
-              <w:left w:val="single" w:sz="4" w:space="0" w:color="000000"/>
-              <w:bottom w:val="single" w:sz="4" w:space="0" w:color="000000"/>
-              <w:right w:val="single" w:sz="4" w:space="0" w:color="000000"/>
-            </w:tcBorders>
-            <w:vAlign w:val="center"/>
-          </w:tcPr>
-          <w:p>
-            <w:pPr>
-              <w:spacing w:before="40" w:after="40"/>
-              <w:jc w:val="left"/>
-            </w:pPr>
-            <w:r>
-              <w:rPr>
-                <w:rFonts w:ascii="Adani" w:hAnsi="Adani"/>
-                <w:b w:val="0"/>
-                <w:sz w:val="18"/>
-                <w:u w:val="none"/>
-              </w:rPr>
-              <w:t>BARMER POWER TRANSMISSION SERVICE LIMITED</w:t>
-            </w:r>
-          </w:p>
-        </w:tc>
-        <w:tc>
-          <w:tcPr>
-            <w:tcW w:type="dxa" w:w="1814"/>
-            <w:shd w:val="clear" w:color="auto" w:fill="FFFFFF"/>
-            <w:tcBorders>
-              <w:top w:val="single" w:sz="4" w:space="0" w:color="000000"/>
-              <w:left w:val="single" w:sz="4" w:space="0" w:color="000000"/>
-              <w:bottom w:val="single" w:sz="4" w:space="0" w:color="000000"/>
-              <w:right w:val="single" w:sz="4" w:space="0" w:color="000000"/>
-            </w:tcBorders>
-            <w:vAlign w:val="center"/>
-          </w:tcPr>
-          <w:p>
-            <w:pPr>
-              <w:spacing w:before="40" w:after="40"/>
-              <w:jc w:val="left"/>
-            </w:pPr>
-            <w:r>
-              <w:rPr>
-                <w:rFonts w:ascii="Adani" w:hAnsi="Adani"/>
-                <w:b w:val="0"/>
-                <w:sz w:val="18"/>
-                <w:u w:val="none"/>
-              </w:rPr>
-              <w:t>Additional Director</w:t>
-            </w:r>
-          </w:p>
-        </w:tc>
-        <w:tc>
-          <w:tcPr>
-            <w:tcW w:type="dxa" w:w="1020"/>
-            <w:shd w:val="clear" w:color="auto" w:fill="FFFFFF"/>
-            <w:tcBorders>
-              <w:top w:val="single" w:sz="4" w:space="0" w:color="000000"/>
-              <w:left w:val="single" w:sz="4" w:space="0" w:color="000000"/>
-              <w:bottom w:val="single" w:sz="4" w:space="0" w:color="000000"/>
-              <w:right w:val="single" w:sz="4" w:space="0" w:color="000000"/>
-            </w:tcBorders>
-            <w:vAlign w:val="center"/>
-          </w:tcPr>
-          <w:p>
-            <w:pPr>
-              <w:spacing w:before="40" w:after="40"/>
-              <w:jc w:val="left"/>
-            </w:pPr>
-            <w:r>
-              <w:rPr>
-                <w:rFonts w:ascii="Adani" w:hAnsi="Adani"/>
-                <w:b w:val="0"/>
-                <w:sz w:val="18"/>
-                <w:u w:val="none"/>
-              </w:rPr>
-              <w:t>NIL</w:t>
-            </w:r>
-          </w:p>
-        </w:tc>
-        <w:tc>
-          <w:tcPr>
-            <w:tcW w:type="dxa" w:w="1247"/>
-            <w:shd w:val="clear" w:color="auto" w:fill="FFFFFF"/>
-            <w:tcBorders>
-              <w:top w:val="single" w:sz="4" w:space="0" w:color="000000"/>
-              <w:left w:val="single" w:sz="4" w:space="0" w:color="000000"/>
-              <w:bottom w:val="single" w:sz="4" w:space="0" w:color="000000"/>
-              <w:right w:val="single" w:sz="4" w:space="0" w:color="000000"/>
-            </w:tcBorders>
-            <w:vAlign w:val="center"/>
-          </w:tcPr>
-          <w:p>
-            <w:pPr>
-              <w:spacing w:before="40" w:after="40"/>
-              <w:jc w:val="left"/>
-            </w:pPr>
-            <w:r>
-              <w:rPr>
-                <w:rFonts w:ascii="Adani" w:hAnsi="Adani"/>
-                <w:b w:val="0"/>
-                <w:sz w:val="18"/>
-                <w:u w:val="none"/>
-              </w:rPr>
-              <w:t>17/03/2025</w:t>
-            </w:r>
-          </w:p>
-        </w:tc>
-      </w:tr>
-      <w:tr>
-        <w:tc>
-          <w:tcPr>
-            <w:tcW w:type="dxa" w:w="680"/>
-            <w:shd w:val="clear" w:color="auto" w:fill="FFFFFF"/>
-            <w:tcBorders>
-              <w:top w:val="single" w:sz="4" w:space="0" w:color="000000"/>
-              <w:left w:val="single" w:sz="4" w:space="0" w:color="000000"/>
-              <w:bottom w:val="single" w:sz="4" w:space="0" w:color="000000"/>
-              <w:right w:val="single" w:sz="4" w:space="0" w:color="000000"/>
-            </w:tcBorders>
-            <w:vAlign w:val="center"/>
-          </w:tcPr>
-          <w:p>
-            <w:pPr>
-              <w:spacing w:before="40" w:after="40"/>
-              <w:jc w:val="left"/>
-            </w:pPr>
-            <w:r>
-              <w:rPr>
-                <w:rFonts w:ascii="Adani" w:hAnsi="Adani"/>
-                <w:b w:val="0"/>
-                <w:sz w:val="18"/>
-                <w:u w:val="none"/>
-              </w:rPr>
-              <w:t>4</w:t>
-            </w:r>
-          </w:p>
-        </w:tc>
-        <w:tc>
-          <w:tcPr>
-            <w:tcW w:type="dxa" w:w="3969"/>
-            <w:shd w:val="clear" w:color="auto" w:fill="FFFFFF"/>
-            <w:tcBorders>
-              <w:top w:val="single" w:sz="4" w:space="0" w:color="000000"/>
-              <w:left w:val="single" w:sz="4" w:space="0" w:color="000000"/>
-              <w:bottom w:val="single" w:sz="4" w:space="0" w:color="000000"/>
-              <w:right w:val="single" w:sz="4" w:space="0" w:color="000000"/>
-            </w:tcBorders>
-            <w:vAlign w:val="center"/>
-          </w:tcPr>
-          <w:p>
-            <w:pPr>
-              <w:spacing w:before="40" w:after="40"/>
-              <w:jc w:val="left"/>
-            </w:pPr>
-            <w:r>
-              <w:rPr>
-                <w:rFonts w:ascii="Adani" w:hAnsi="Adani"/>
-                <w:b w:val="0"/>
-                <w:sz w:val="18"/>
-                <w:u w:val="none"/>
-              </w:rPr>
-              <w:t>THAR POWER TRANSMISSION SERVICE LIMITED</w:t>
-            </w:r>
-          </w:p>
-        </w:tc>
-        <w:tc>
-          <w:tcPr>
-            <w:tcW w:type="dxa" w:w="1814"/>
-            <w:shd w:val="clear" w:color="auto" w:fill="FFFFFF"/>
-            <w:tcBorders>
-              <w:top w:val="single" w:sz="4" w:space="0" w:color="000000"/>
-              <w:left w:val="single" w:sz="4" w:space="0" w:color="000000"/>
-              <w:bottom w:val="single" w:sz="4" w:space="0" w:color="000000"/>
-              <w:right w:val="single" w:sz="4" w:space="0" w:color="000000"/>
-            </w:tcBorders>
-            <w:vAlign w:val="center"/>
-          </w:tcPr>
-          <w:p>
-            <w:pPr>
-              <w:spacing w:before="40" w:after="40"/>
-              <w:jc w:val="left"/>
-            </w:pPr>
-            <w:r>
-              <w:rPr>
-                <w:rFonts w:ascii="Adani" w:hAnsi="Adani"/>
-                <w:b w:val="0"/>
-                <w:sz w:val="18"/>
-                <w:u w:val="none"/>
-              </w:rPr>
-              <w:t>Additional Director</w:t>
-            </w:r>
-          </w:p>
-        </w:tc>
-        <w:tc>
-          <w:tcPr>
-            <w:tcW w:type="dxa" w:w="1020"/>
-            <w:shd w:val="clear" w:color="auto" w:fill="FFFFFF"/>
-            <w:tcBorders>
-              <w:top w:val="single" w:sz="4" w:space="0" w:color="000000"/>
-              <w:left w:val="single" w:sz="4" w:space="0" w:color="000000"/>
-              <w:bottom w:val="single" w:sz="4" w:space="0" w:color="000000"/>
-              <w:right w:val="single" w:sz="4" w:space="0" w:color="000000"/>
-            </w:tcBorders>
-            <w:vAlign w:val="center"/>
-          </w:tcPr>
-          <w:p>
-            <w:pPr>
-              <w:spacing w:before="40" w:after="40"/>
-              <w:jc w:val="left"/>
-            </w:pPr>
-            <w:r>
-              <w:rPr>
-                <w:rFonts w:ascii="Adani" w:hAnsi="Adani"/>
-                <w:b w:val="0"/>
-                <w:sz w:val="18"/>
-                <w:u w:val="none"/>
-              </w:rPr>
-              <w:t>NIL</w:t>
-            </w:r>
-          </w:p>
-        </w:tc>
-        <w:tc>
-          <w:tcPr>
-            <w:tcW w:type="dxa" w:w="1247"/>
-            <w:shd w:val="clear" w:color="auto" w:fill="FFFFFF"/>
-            <w:tcBorders>
-              <w:top w:val="single" w:sz="4" w:space="0" w:color="000000"/>
-              <w:left w:val="single" w:sz="4" w:space="0" w:color="000000"/>
-              <w:bottom w:val="single" w:sz="4" w:space="0" w:color="000000"/>
-              <w:right w:val="single" w:sz="4" w:space="0" w:color="000000"/>
-            </w:tcBorders>
-            <w:vAlign w:val="center"/>
-          </w:tcPr>
-          <w:p>
-            <w:pPr>
-              <w:spacing w:before="40" w:after="40"/>
-              <w:jc w:val="left"/>
-            </w:pPr>
-            <w:r>
-              <w:rPr>
-                <w:rFonts w:ascii="Adani" w:hAnsi="Adani"/>
-                <w:b w:val="0"/>
-                <w:sz w:val="18"/>
-                <w:u w:val="none"/>
-              </w:rPr>
-              <w:t>17/03/2025</w:t>
+              <w:t>23/06/2025</w:t>
             </w:r>
           </w:p>
         </w:tc>
@@ -957,7 +957,7 @@
                 <w:sz w:val="18"/>
                 <w:u w:val="none"/>
               </w:rPr>
-              <w:t>SANGOD TRANSMISSION SERVICE LIMITED</w:t>
+              <w:t>HADOTI POWER TRANSMISSION SERVICE LIMITED</w:t>
             </w:r>
           </w:p>
         </w:tc>
@@ -985,7 +985,7 @@
                 <w:sz w:val="18"/>
                 <w:u w:val="none"/>
               </w:rPr>
-              <w:t>Additional Director</w:t>
+              <w:t>Director</w:t>
             </w:r>
           </w:p>
         </w:tc>
@@ -1041,7 +1041,7 @@
                 <w:sz w:val="18"/>
                 <w:u w:val="none"/>
               </w:rPr>
-              <w:t>17/03/2025</w:t>
+              <w:t>21/06/2025</w:t>
             </w:r>
           </w:p>
         </w:tc>
@@ -1099,7 +1099,7 @@
                 <w:sz w:val="18"/>
                 <w:u w:val="none"/>
               </w:rPr>
-              <w:t>LAKADIA BANASKANTHA TRANSCO LIMITED</w:t>
+              <w:t>ARAVALI TRANSMISSION SERVICE COMPANY LIMITED</w:t>
             </w:r>
           </w:p>
         </w:tc>
@@ -1127,7 +1127,7 @@
                 <w:sz w:val="18"/>
                 <w:u w:val="none"/>
               </w:rPr>
-              <w:t>Additional Director</w:t>
+              <w:t>Director</w:t>
             </w:r>
           </w:p>
         </w:tc>
@@ -1183,7 +1183,7 @@
                 <w:sz w:val="18"/>
                 <w:u w:val="none"/>
               </w:rPr>
-              <w:t>13/03/2025</w:t>
+              <w:t>21/06/2025</w:t>
             </w:r>
           </w:p>
         </w:tc>
@@ -1241,7 +1241,7 @@
                 <w:sz w:val="18"/>
                 <w:u w:val="none"/>
               </w:rPr>
-              <w:t>ARAVALI TRANSMISSION SERVICE COMPANY LIMITED</w:t>
+              <w:t>BARMER POWER TRANSMISSION SERVICE LIMITED</w:t>
             </w:r>
           </w:p>
         </w:tc>
@@ -1269,7 +1269,7 @@
                 <w:sz w:val="18"/>
                 <w:u w:val="none"/>
               </w:rPr>
-              <w:t>Additional Director</w:t>
+              <w:t>Director</w:t>
             </w:r>
           </w:p>
         </w:tc>
@@ -1325,7 +1325,7 @@
                 <w:sz w:val="18"/>
                 <w:u w:val="none"/>
               </w:rPr>
-              <w:t>10/03/2025</w:t>
+              <w:t>21/06/2025</w:t>
             </w:r>
           </w:p>
         </w:tc>
@@ -1383,7 +1383,7 @@
                 <w:sz w:val="18"/>
                 <w:u w:val="none"/>
               </w:rPr>
-              <w:t>SUPERHEIGHTS INFRASPACE PRIVATE LIMITED</w:t>
+              <w:t>SANGOD TRANSMISSION SERVICE LIMITED</w:t>
             </w:r>
           </w:p>
         </w:tc>
@@ -1411,7 +1411,7 @@
                 <w:sz w:val="18"/>
                 <w:u w:val="none"/>
               </w:rPr>
-              <w:t>Additional Director</w:t>
+              <w:t>Director</w:t>
             </w:r>
           </w:p>
         </w:tc>
@@ -1467,7 +1467,7 @@
                 <w:sz w:val="18"/>
                 <w:u w:val="none"/>
               </w:rPr>
-              <w:t>11/02/2025</w:t>
+              <w:t>21/06/2025</w:t>
             </w:r>
           </w:p>
         </w:tc>
@@ -1525,7 +1525,7 @@
                 <w:sz w:val="18"/>
                 <w:u w:val="none"/>
               </w:rPr>
-              <w:t>OBRA-C BADAUN TRANSMISSION LIMITED</w:t>
+              <w:t>THAR POWER TRANSMISSION SERVICE LIMITED</w:t>
             </w:r>
           </w:p>
         </w:tc>
@@ -1553,7 +1553,7 @@
                 <w:sz w:val="18"/>
                 <w:u w:val="none"/>
               </w:rPr>
-              <w:t>CFO</w:t>
+              <w:t>Director</w:t>
             </w:r>
           </w:p>
         </w:tc>
@@ -1609,7 +1609,7 @@
                 <w:sz w:val="18"/>
                 <w:u w:val="none"/>
               </w:rPr>
-              <w:t>09/01/2020</w:t>
+              <w:t>21/06/2025</w:t>
             </w:r>
           </w:p>
         </w:tc>
@@ -1846,7 +1846,7 @@
                 <w:sz w:val="18"/>
                 <w:u w:val="none"/>
               </w:rPr>
-              <w:t>Date:   27th May, 2026</w:t>
+              <w:t>Date:   09th June, 2026</w:t>
             </w:r>
           </w:p>
         </w:tc>
@@ -2883,7 +2883,7 @@
                 <w:sz w:val="18"/>
                 <w:u w:val="none"/>
               </w:rPr>
-              <w:t>Date:   27th May, 2026</w:t>
+              <w:t>Date:   09th June, 2026</w:t>
             </w:r>
           </w:p>
         </w:tc>
@@ -3044,7 +3044,7 @@
           <w:sz w:val="20"/>
           <w:u w:val="none"/>
         </w:rPr>
-        <w:t>27th May, 2026</w:t>
+        <w:t>09th June, 2026</w:t>
       </w:r>
     </w:p>
     <w:p>
@@ -3089,7 +3089,52 @@
           <w:sz w:val="20"/>
           <w:u w:val="none"/>
         </w:rPr>
+        <w:t>OBRA-C BADAUN TRANSMISSION LIMITED</w:t>
+      </w:r>
+    </w:p>
+    <w:p>
+      <w:pPr>
+        <w:spacing w:before="0" w:after="20"/>
+        <w:jc w:val="left"/>
+      </w:pPr>
+      <w:r>
+        <w:rPr>
+          <w:rFonts w:ascii="Adani" w:hAnsi="Adani"/>
+          <w:b/>
+          <w:sz w:val="20"/>
+          <w:u w:val="none"/>
+        </w:rPr>
+        <w:t>LAKADIA BANASKANTHA TRANSCO LIMITED</w:t>
+      </w:r>
+    </w:p>
+    <w:p>
+      <w:pPr>
+        <w:spacing w:before="0" w:after="20"/>
+        <w:jc w:val="left"/>
+      </w:pPr>
+      <w:r>
+        <w:rPr>
+          <w:rFonts w:ascii="Adani" w:hAnsi="Adani"/>
+          <w:b/>
+          <w:sz w:val="20"/>
+          <w:u w:val="none"/>
+        </w:rPr>
         <w:t>ADANI GREEN ENERGY THIRTY LIMITED</w:t>
+      </w:r>
+    </w:p>
+    <w:p>
+      <w:pPr>
+        <w:spacing w:before="0" w:after="20"/>
+        <w:jc w:val="left"/>
+      </w:pPr>
+      <w:r>
+        <w:rPr>
+          <w:rFonts w:ascii="Adani" w:hAnsi="Adani"/>
+          <w:b/>
+          <w:sz w:val="20"/>
+          <w:u w:val="none"/>
+        </w:rPr>
+        <w:t>SUPERHEIGHTS INFRASPACE PRIVATE LIMITED</w:t>
       </w:r>
     </w:p>
     <w:p>
@@ -3119,7 +3164,7 @@
           <w:sz w:val="20"/>
           <w:u w:val="none"/>
         </w:rPr>
-        <w:t>BARMER POWER TRANSMISSION SERVICE LIMITED</w:t>
+        <w:t>ARAVALI TRANSMISSION SERVICE COMPANY LIMITED</w:t>
       </w:r>
     </w:p>
     <w:p>
@@ -3134,7 +3179,7 @@
           <w:sz w:val="20"/>
           <w:u w:val="none"/>
         </w:rPr>
-        <w:t>THAR POWER TRANSMISSION SERVICE LIMITED</w:t>
+        <w:t>BARMER POWER TRANSMISSION SERVICE LIMITED</w:t>
       </w:r>
     </w:p>
     <w:p>
@@ -3164,52 +3209,7 @@
           <w:sz w:val="20"/>
           <w:u w:val="none"/>
         </w:rPr>
-        <w:t>LAKADIA BANASKANTHA TRANSCO LIMITED</w:t>
-      </w:r>
-    </w:p>
-    <w:p>
-      <w:pPr>
-        <w:spacing w:before="0" w:after="20"/>
-        <w:jc w:val="left"/>
-      </w:pPr>
-      <w:r>
-        <w:rPr>
-          <w:rFonts w:ascii="Adani" w:hAnsi="Adani"/>
-          <w:b/>
-          <w:sz w:val="20"/>
-          <w:u w:val="none"/>
-        </w:rPr>
-        <w:t>ARAVALI TRANSMISSION SERVICE COMPANY LIMITED</w:t>
-      </w:r>
-    </w:p>
-    <w:p>
-      <w:pPr>
-        <w:spacing w:before="0" w:after="20"/>
-        <w:jc w:val="left"/>
-      </w:pPr>
-      <w:r>
-        <w:rPr>
-          <w:rFonts w:ascii="Adani" w:hAnsi="Adani"/>
-          <w:b/>
-          <w:sz w:val="20"/>
-          <w:u w:val="none"/>
-        </w:rPr>
-        <w:t>SUPERHEIGHTS INFRASPACE PRIVATE LIMITED</w:t>
-      </w:r>
-    </w:p>
-    <w:p>
-      <w:pPr>
-        <w:spacing w:before="0" w:after="20"/>
-        <w:jc w:val="left"/>
-      </w:pPr>
-      <w:r>
-        <w:rPr>
-          <w:rFonts w:ascii="Adani" w:hAnsi="Adani"/>
-          <w:b/>
-          <w:sz w:val="20"/>
-          <w:u w:val="none"/>
-        </w:rPr>
-        <w:t>OBRA-C BADAUN TRANSMISSION LIMITED</w:t>
+        <w:t>THAR POWER TRANSMISSION SERVICE LIMITED</w:t>
       </w:r>
     </w:p>
     <w:p/>
@@ -3270,6 +3270,36 @@
           <w:sz w:val="20"/>
           <w:u w:val="none"/>
         </w:rPr>
+        <w:t>OBRA-C BADAUN TRANSMISSION LIMITED</w:t>
+      </w:r>
+    </w:p>
+    <w:p>
+      <w:pPr>
+        <w:spacing w:before="0" w:after="20"/>
+        <w:jc w:val="left"/>
+      </w:pPr>
+      <w:r>
+        <w:rPr>
+          <w:rFonts w:ascii="Adani" w:hAnsi="Adani"/>
+          <w:b w:val="0"/>
+          <w:sz w:val="20"/>
+          <w:u w:val="none"/>
+        </w:rPr>
+        <w:t>LAKADIA BANASKANTHA TRANSCO LIMITED</w:t>
+      </w:r>
+    </w:p>
+    <w:p>
+      <w:pPr>
+        <w:spacing w:before="0" w:after="20"/>
+        <w:jc w:val="left"/>
+      </w:pPr>
+      <w:r>
+        <w:rPr>
+          <w:rFonts w:ascii="Adani" w:hAnsi="Adani"/>
+          <w:b w:val="0"/>
+          <w:sz w:val="20"/>
+          <w:u w:val="none"/>
+        </w:rPr>
         <w:t>ADANI GREEN ENERGY THIRTY LIMITED</w:t>
       </w:r>
     </w:p>
@@ -3300,7 +3330,7 @@
           <w:sz w:val="20"/>
           <w:u w:val="none"/>
         </w:rPr>
-        <w:t>BARMER POWER TRANSMISSION SERVICE LIMITED</w:t>
+        <w:t>ARAVALI TRANSMISSION SERVICE COMPANY LIMITED</w:t>
       </w:r>
     </w:p>
     <w:p>
@@ -3315,7 +3345,7 @@
           <w:sz w:val="20"/>
           <w:u w:val="none"/>
         </w:rPr>
-        <w:t>THAR POWER TRANSMISSION SERVICE LIMITED</w:t>
+        <w:t>BARMER POWER TRANSMISSION SERVICE LIMITED</w:t>
       </w:r>
     </w:p>
     <w:p>
@@ -3345,37 +3375,7 @@
           <w:sz w:val="20"/>
           <w:u w:val="none"/>
         </w:rPr>
-        <w:t>LAKADIA BANASKANTHA TRANSCO LIMITED</w:t>
-      </w:r>
-    </w:p>
-    <w:p>
-      <w:pPr>
-        <w:spacing w:before="0" w:after="20"/>
-        <w:jc w:val="left"/>
-      </w:pPr>
-      <w:r>
-        <w:rPr>
-          <w:rFonts w:ascii="Adani" w:hAnsi="Adani"/>
-          <w:b w:val="0"/>
-          <w:sz w:val="20"/>
-          <w:u w:val="none"/>
-        </w:rPr>
-        <w:t>ARAVALI TRANSMISSION SERVICE COMPANY LIMITED</w:t>
-      </w:r>
-    </w:p>
-    <w:p>
-      <w:pPr>
-        <w:spacing w:before="0" w:after="20"/>
-        <w:jc w:val="left"/>
-      </w:pPr>
-      <w:r>
-        <w:rPr>
-          <w:rFonts w:ascii="Adani" w:hAnsi="Adani"/>
-          <w:b w:val="0"/>
-          <w:sz w:val="20"/>
-          <w:u w:val="none"/>
-        </w:rPr>
-        <w:t>OBRA-C BADAUN TRANSMISSION LIMITED</w:t>
+        <w:t>THAR POWER TRANSMISSION SERVICE LIMITED</w:t>
       </w:r>
     </w:p>
     <w:p/>
@@ -4371,6 +4371,234 @@
                 <w:sz w:val="18"/>
                 <w:u w:val="none"/>
               </w:rPr>
+              <w:t>U40106GJ2018GOI127987</w:t>
+            </w:r>
+          </w:p>
+        </w:tc>
+        <w:tc>
+          <w:tcPr>
+            <w:tcW w:type="dxa" w:w="4252"/>
+            <w:shd w:val="clear" w:color="auto" w:fill="FFFFFF"/>
+            <w:tcBorders>
+              <w:top w:val="single" w:sz="4" w:space="0" w:color="000000"/>
+              <w:left w:val="single" w:sz="4" w:space="0" w:color="000000"/>
+              <w:bottom w:val="single" w:sz="4" w:space="0" w:color="000000"/>
+              <w:right w:val="single" w:sz="4" w:space="0" w:color="000000"/>
+            </w:tcBorders>
+            <w:vAlign w:val="center"/>
+          </w:tcPr>
+          <w:p>
+            <w:pPr>
+              <w:spacing w:before="40" w:after="40"/>
+              <w:jc w:val="left"/>
+            </w:pPr>
+            <w:r>
+              <w:rPr>
+                <w:rFonts w:ascii="Adani" w:hAnsi="Adani"/>
+                <w:b w:val="0"/>
+                <w:sz w:val="18"/>
+                <w:u w:val="none"/>
+              </w:rPr>
+              <w:t>OBRA-C BADAUN TRANSMISSION LIMITED</w:t>
+            </w:r>
+          </w:p>
+        </w:tc>
+        <w:tc>
+          <w:tcPr>
+            <w:tcW w:type="dxa" w:w="1587"/>
+            <w:shd w:val="clear" w:color="auto" w:fill="FFFFFF"/>
+            <w:tcBorders>
+              <w:top w:val="single" w:sz="4" w:space="0" w:color="000000"/>
+              <w:left w:val="single" w:sz="4" w:space="0" w:color="000000"/>
+              <w:bottom w:val="single" w:sz="4" w:space="0" w:color="000000"/>
+              <w:right w:val="single" w:sz="4" w:space="0" w:color="000000"/>
+            </w:tcBorders>
+            <w:vAlign w:val="center"/>
+          </w:tcPr>
+          <w:p>
+            <w:pPr>
+              <w:spacing w:before="40" w:after="40"/>
+              <w:jc w:val="left"/>
+            </w:pPr>
+            <w:r>
+              <w:rPr>
+                <w:rFonts w:ascii="Adani" w:hAnsi="Adani"/>
+                <w:b w:val="0"/>
+                <w:sz w:val="18"/>
+                <w:u w:val="none"/>
+              </w:rPr>
+              <w:t>Director</w:t>
+            </w:r>
+          </w:p>
+        </w:tc>
+        <w:tc>
+          <w:tcPr>
+            <w:tcW w:type="dxa" w:w="1304"/>
+            <w:shd w:val="clear" w:color="auto" w:fill="FFFFFF"/>
+            <w:tcBorders>
+              <w:top w:val="single" w:sz="4" w:space="0" w:color="000000"/>
+              <w:left w:val="single" w:sz="4" w:space="0" w:color="000000"/>
+              <w:bottom w:val="single" w:sz="4" w:space="0" w:color="000000"/>
+              <w:right w:val="single" w:sz="4" w:space="0" w:color="000000"/>
+            </w:tcBorders>
+            <w:vAlign w:val="center"/>
+          </w:tcPr>
+          <w:p>
+            <w:pPr>
+              <w:spacing w:before="40" w:after="40"/>
+              <w:jc w:val="left"/>
+            </w:pPr>
+            <w:r>
+              <w:rPr>
+                <w:rFonts w:ascii="Adani" w:hAnsi="Adani"/>
+                <w:b w:val="0"/>
+                <w:sz w:val="18"/>
+                <w:u w:val="none"/>
+              </w:rPr>
+              <w:t>24/06/2025</w:t>
+            </w:r>
+          </w:p>
+        </w:tc>
+      </w:tr>
+      <w:tr>
+        <w:tc>
+          <w:tcPr>
+            <w:tcW w:type="dxa" w:w="2268"/>
+            <w:shd w:val="clear" w:color="auto" w:fill="FFFFFF"/>
+            <w:tcBorders>
+              <w:top w:val="single" w:sz="4" w:space="0" w:color="000000"/>
+              <w:left w:val="single" w:sz="4" w:space="0" w:color="000000"/>
+              <w:bottom w:val="single" w:sz="4" w:space="0" w:color="000000"/>
+              <w:right w:val="single" w:sz="4" w:space="0" w:color="000000"/>
+            </w:tcBorders>
+            <w:vAlign w:val="center"/>
+          </w:tcPr>
+          <w:p>
+            <w:pPr>
+              <w:spacing w:before="40" w:after="40"/>
+              <w:jc w:val="left"/>
+            </w:pPr>
+            <w:r>
+              <w:rPr>
+                <w:rFonts w:ascii="Adani" w:hAnsi="Adani"/>
+                <w:b w:val="0"/>
+                <w:sz w:val="18"/>
+                <w:u w:val="none"/>
+              </w:rPr>
+              <w:t>U40107GJ2019GOI119949</w:t>
+            </w:r>
+          </w:p>
+        </w:tc>
+        <w:tc>
+          <w:tcPr>
+            <w:tcW w:type="dxa" w:w="4252"/>
+            <w:shd w:val="clear" w:color="auto" w:fill="FFFFFF"/>
+            <w:tcBorders>
+              <w:top w:val="single" w:sz="4" w:space="0" w:color="000000"/>
+              <w:left w:val="single" w:sz="4" w:space="0" w:color="000000"/>
+              <w:bottom w:val="single" w:sz="4" w:space="0" w:color="000000"/>
+              <w:right w:val="single" w:sz="4" w:space="0" w:color="000000"/>
+            </w:tcBorders>
+            <w:vAlign w:val="center"/>
+          </w:tcPr>
+          <w:p>
+            <w:pPr>
+              <w:spacing w:before="40" w:after="40"/>
+              <w:jc w:val="left"/>
+            </w:pPr>
+            <w:r>
+              <w:rPr>
+                <w:rFonts w:ascii="Adani" w:hAnsi="Adani"/>
+                <w:b w:val="0"/>
+                <w:sz w:val="18"/>
+                <w:u w:val="none"/>
+              </w:rPr>
+              <w:t>LAKADIA BANASKANTHA TRANSCO LIMITED</w:t>
+            </w:r>
+          </w:p>
+        </w:tc>
+        <w:tc>
+          <w:tcPr>
+            <w:tcW w:type="dxa" w:w="1587"/>
+            <w:shd w:val="clear" w:color="auto" w:fill="FFFFFF"/>
+            <w:tcBorders>
+              <w:top w:val="single" w:sz="4" w:space="0" w:color="000000"/>
+              <w:left w:val="single" w:sz="4" w:space="0" w:color="000000"/>
+              <w:bottom w:val="single" w:sz="4" w:space="0" w:color="000000"/>
+              <w:right w:val="single" w:sz="4" w:space="0" w:color="000000"/>
+            </w:tcBorders>
+            <w:vAlign w:val="center"/>
+          </w:tcPr>
+          <w:p>
+            <w:pPr>
+              <w:spacing w:before="40" w:after="40"/>
+              <w:jc w:val="left"/>
+            </w:pPr>
+            <w:r>
+              <w:rPr>
+                <w:rFonts w:ascii="Adani" w:hAnsi="Adani"/>
+                <w:b w:val="0"/>
+                <w:sz w:val="18"/>
+                <w:u w:val="none"/>
+              </w:rPr>
+              <w:t>Director</w:t>
+            </w:r>
+          </w:p>
+        </w:tc>
+        <w:tc>
+          <w:tcPr>
+            <w:tcW w:type="dxa" w:w="1304"/>
+            <w:shd w:val="clear" w:color="auto" w:fill="FFFFFF"/>
+            <w:tcBorders>
+              <w:top w:val="single" w:sz="4" w:space="0" w:color="000000"/>
+              <w:left w:val="single" w:sz="4" w:space="0" w:color="000000"/>
+              <w:bottom w:val="single" w:sz="4" w:space="0" w:color="000000"/>
+              <w:right w:val="single" w:sz="4" w:space="0" w:color="000000"/>
+            </w:tcBorders>
+            <w:vAlign w:val="center"/>
+          </w:tcPr>
+          <w:p>
+            <w:pPr>
+              <w:spacing w:before="40" w:after="40"/>
+              <w:jc w:val="left"/>
+            </w:pPr>
+            <w:r>
+              <w:rPr>
+                <w:rFonts w:ascii="Adani" w:hAnsi="Adani"/>
+                <w:b w:val="0"/>
+                <w:sz w:val="18"/>
+                <w:u w:val="none"/>
+              </w:rPr>
+              <w:t>24/06/2025</w:t>
+            </w:r>
+          </w:p>
+        </w:tc>
+      </w:tr>
+      <w:tr>
+        <w:tc>
+          <w:tcPr>
+            <w:tcW w:type="dxa" w:w="2268"/>
+            <w:shd w:val="clear" w:color="auto" w:fill="FFFFFF"/>
+            <w:tcBorders>
+              <w:top w:val="single" w:sz="4" w:space="0" w:color="000000"/>
+              <w:left w:val="single" w:sz="4" w:space="0" w:color="000000"/>
+              <w:bottom w:val="single" w:sz="4" w:space="0" w:color="000000"/>
+              <w:right w:val="single" w:sz="4" w:space="0" w:color="000000"/>
+            </w:tcBorders>
+            <w:vAlign w:val="center"/>
+          </w:tcPr>
+          <w:p>
+            <w:pPr>
+              <w:spacing w:before="40" w:after="40"/>
+              <w:jc w:val="left"/>
+            </w:pPr>
+            <w:r>
+              <w:rPr>
+                <w:rFonts w:ascii="Adani" w:hAnsi="Adani"/>
+                <w:b w:val="0"/>
+                <w:sz w:val="18"/>
+                <w:u w:val="none"/>
+              </w:rPr>
               <w:t>U40300GJ2020PLC111957</w:t>
             </w:r>
           </w:p>
@@ -4400,6 +4628,120 @@
                 <w:u w:val="none"/>
               </w:rPr>
               <w:t>ADANI GREEN ENERGY THIRTY LIMITED</w:t>
+            </w:r>
+          </w:p>
+        </w:tc>
+        <w:tc>
+          <w:tcPr>
+            <w:tcW w:type="dxa" w:w="1587"/>
+            <w:shd w:val="clear" w:color="auto" w:fill="FFFFFF"/>
+            <w:tcBorders>
+              <w:top w:val="single" w:sz="4" w:space="0" w:color="000000"/>
+              <w:left w:val="single" w:sz="4" w:space="0" w:color="000000"/>
+              <w:bottom w:val="single" w:sz="4" w:space="0" w:color="000000"/>
+              <w:right w:val="single" w:sz="4" w:space="0" w:color="000000"/>
+            </w:tcBorders>
+            <w:vAlign w:val="center"/>
+          </w:tcPr>
+          <w:p>
+            <w:pPr>
+              <w:spacing w:before="40" w:after="40"/>
+              <w:jc w:val="left"/>
+            </w:pPr>
+            <w:r>
+              <w:rPr>
+                <w:rFonts w:ascii="Adani" w:hAnsi="Adani"/>
+                <w:b w:val="0"/>
+                <w:sz w:val="18"/>
+                <w:u w:val="none"/>
+              </w:rPr>
+              <w:t>Director</w:t>
+            </w:r>
+          </w:p>
+        </w:tc>
+        <w:tc>
+          <w:tcPr>
+            <w:tcW w:type="dxa" w:w="1304"/>
+            <w:shd w:val="clear" w:color="auto" w:fill="FFFFFF"/>
+            <w:tcBorders>
+              <w:top w:val="single" w:sz="4" w:space="0" w:color="000000"/>
+              <w:left w:val="single" w:sz="4" w:space="0" w:color="000000"/>
+              <w:bottom w:val="single" w:sz="4" w:space="0" w:color="000000"/>
+              <w:right w:val="single" w:sz="4" w:space="0" w:color="000000"/>
+            </w:tcBorders>
+            <w:vAlign w:val="center"/>
+          </w:tcPr>
+          <w:p>
+            <w:pPr>
+              <w:spacing w:before="40" w:after="40"/>
+              <w:jc w:val="left"/>
+            </w:pPr>
+            <w:r>
+              <w:rPr>
+                <w:rFonts w:ascii="Adani" w:hAnsi="Adani"/>
+                <w:b w:val="0"/>
+                <w:sz w:val="18"/>
+                <w:u w:val="none"/>
+              </w:rPr>
+              <w:t>23/06/2025</w:t>
+            </w:r>
+          </w:p>
+        </w:tc>
+      </w:tr>
+      <w:tr>
+        <w:tc>
+          <w:tcPr>
+            <w:tcW w:type="dxa" w:w="2268"/>
+            <w:shd w:val="clear" w:color="auto" w:fill="FFFFFF"/>
+            <w:tcBorders>
+              <w:top w:val="single" w:sz="4" w:space="0" w:color="000000"/>
+              <w:left w:val="single" w:sz="4" w:space="0" w:color="000000"/>
+              <w:bottom w:val="single" w:sz="4" w:space="0" w:color="000000"/>
+              <w:right w:val="single" w:sz="4" w:space="0" w:color="000000"/>
+            </w:tcBorders>
+            <w:vAlign w:val="center"/>
+          </w:tcPr>
+          <w:p>
+            <w:pPr>
+              <w:spacing w:before="40" w:after="40"/>
+              <w:jc w:val="left"/>
+            </w:pPr>
+            <w:r>
+              <w:rPr>
+                <w:rFonts w:ascii="Adani" w:hAnsi="Adani"/>
+                <w:b w:val="0"/>
+                <w:sz w:val="18"/>
+                <w:u w:val="none"/>
+              </w:rPr>
+              <w:t>U45201GJ2021PTC123818</w:t>
+            </w:r>
+          </w:p>
+        </w:tc>
+        <w:tc>
+          <w:tcPr>
+            <w:tcW w:type="dxa" w:w="4252"/>
+            <w:shd w:val="clear" w:color="auto" w:fill="FFFFFF"/>
+            <w:tcBorders>
+              <w:top w:val="single" w:sz="4" w:space="0" w:color="000000"/>
+              <w:left w:val="single" w:sz="4" w:space="0" w:color="000000"/>
+              <w:bottom w:val="single" w:sz="4" w:space="0" w:color="000000"/>
+              <w:right w:val="single" w:sz="4" w:space="0" w:color="000000"/>
+            </w:tcBorders>
+            <w:vAlign w:val="center"/>
+          </w:tcPr>
+          <w:p>
+            <w:pPr>
+              <w:spacing w:before="40" w:after="40"/>
+              <w:jc w:val="left"/>
+            </w:pPr>
+            <w:r>
+              <w:rPr>
+                <w:rFonts w:ascii="Adani" w:hAnsi="Adani"/>
+                <w:b w:val="0"/>
+                <w:sz w:val="18"/>
+                <w:u w:val="none"/>
+              </w:rPr>
+              <w:t>SUPERHEIGHTS INFRASPACE PRIVATE LIMITED</w:t>
             </w:r>
           </w:p>
         </w:tc>
@@ -4541,7 +4883,7 @@
                 <w:sz w:val="18"/>
                 <w:u w:val="none"/>
               </w:rPr>
-              <w:t>Additional Director</w:t>
+              <w:t>Director</w:t>
             </w:r>
           </w:p>
         </w:tc>
@@ -4569,7 +4911,121 @@
                 <w:sz w:val="18"/>
                 <w:u w:val="none"/>
               </w:rPr>
-              <w:t>17/03/2025</w:t>
+              <w:t>21/06/2025</w:t>
+            </w:r>
+          </w:p>
+        </w:tc>
+      </w:tr>
+      <w:tr>
+        <w:tc>
+          <w:tcPr>
+            <w:tcW w:type="dxa" w:w="2268"/>
+            <w:shd w:val="clear" w:color="auto" w:fill="FFFFFF"/>
+            <w:tcBorders>
+              <w:top w:val="single" w:sz="4" w:space="0" w:color="000000"/>
+              <w:left w:val="single" w:sz="4" w:space="0" w:color="000000"/>
+              <w:bottom w:val="single" w:sz="4" w:space="0" w:color="000000"/>
+              <w:right w:val="single" w:sz="4" w:space="0" w:color="000000"/>
+            </w:tcBorders>
+            <w:vAlign w:val="center"/>
+          </w:tcPr>
+          <w:p>
+            <w:pPr>
+              <w:spacing w:before="40" w:after="40"/>
+              <w:jc w:val="left"/>
+            </w:pPr>
+            <w:r>
+              <w:rPr>
+                <w:rFonts w:ascii="Adani" w:hAnsi="Adani"/>
+                <w:b w:val="0"/>
+                <w:sz w:val="18"/>
+                <w:u w:val="none"/>
+              </w:rPr>
+              <w:t>U40109GJ2009PLC098510</w:t>
+            </w:r>
+          </w:p>
+        </w:tc>
+        <w:tc>
+          <w:tcPr>
+            <w:tcW w:type="dxa" w:w="4252"/>
+            <w:shd w:val="clear" w:color="auto" w:fill="FFFFFF"/>
+            <w:tcBorders>
+              <w:top w:val="single" w:sz="4" w:space="0" w:color="000000"/>
+              <w:left w:val="single" w:sz="4" w:space="0" w:color="000000"/>
+              <w:bottom w:val="single" w:sz="4" w:space="0" w:color="000000"/>
+              <w:right w:val="single" w:sz="4" w:space="0" w:color="000000"/>
+            </w:tcBorders>
+            <w:vAlign w:val="center"/>
+          </w:tcPr>
+          <w:p>
+            <w:pPr>
+              <w:spacing w:before="40" w:after="40"/>
+              <w:jc w:val="left"/>
+            </w:pPr>
+            <w:r>
+              <w:rPr>
+                <w:rFonts w:ascii="Adani" w:hAnsi="Adani"/>
+                <w:b w:val="0"/>
+                <w:sz w:val="18"/>
+                <w:u w:val="none"/>
+              </w:rPr>
+              <w:t>ARAVALI TRANSMISSION SERVICE COMPANY LIMITED</w:t>
+            </w:r>
+          </w:p>
+        </w:tc>
+        <w:tc>
+          <w:tcPr>
+            <w:tcW w:type="dxa" w:w="1587"/>
+            <w:shd w:val="clear" w:color="auto" w:fill="FFFFFF"/>
+            <w:tcBorders>
+              <w:top w:val="single" w:sz="4" w:space="0" w:color="000000"/>
+              <w:left w:val="single" w:sz="4" w:space="0" w:color="000000"/>
+              <w:bottom w:val="single" w:sz="4" w:space="0" w:color="000000"/>
+              <w:right w:val="single" w:sz="4" w:space="0" w:color="000000"/>
+            </w:tcBorders>
+            <w:vAlign w:val="center"/>
+          </w:tcPr>
+          <w:p>
+            <w:pPr>
+              <w:spacing w:before="40" w:after="40"/>
+              <w:jc w:val="left"/>
+            </w:pPr>
+            <w:r>
+              <w:rPr>
+                <w:rFonts w:ascii="Adani" w:hAnsi="Adani"/>
+                <w:b w:val="0"/>
+                <w:sz w:val="18"/>
+                <w:u w:val="none"/>
+              </w:rPr>
+              <w:t>Director</w:t>
+            </w:r>
+          </w:p>
+        </w:tc>
+        <w:tc>
+          <w:tcPr>
+            <w:tcW w:type="dxa" w:w="1304"/>
+            <w:shd w:val="clear" w:color="auto" w:fill="FFFFFF"/>
+            <w:tcBorders>
+              <w:top w:val="single" w:sz="4" w:space="0" w:color="000000"/>
+              <w:left w:val="single" w:sz="4" w:space="0" w:color="000000"/>
+              <w:bottom w:val="single" w:sz="4" w:space="0" w:color="000000"/>
+              <w:right w:val="single" w:sz="4" w:space="0" w:color="000000"/>
+            </w:tcBorders>
+            <w:vAlign w:val="center"/>
+          </w:tcPr>
+          <w:p>
+            <w:pPr>
+              <w:spacing w:before="40" w:after="40"/>
+              <w:jc w:val="left"/>
+            </w:pPr>
+            <w:r>
+              <w:rPr>
+                <w:rFonts w:ascii="Adani" w:hAnsi="Adani"/>
+                <w:b w:val="0"/>
+                <w:sz w:val="18"/>
+                <w:u w:val="none"/>
+              </w:rPr>
+              <w:t>21/06/2025</w:t>
             </w:r>
           </w:p>
         </w:tc>
@@ -4655,7 +5111,7 @@
                 <w:sz w:val="18"/>
                 <w:u w:val="none"/>
               </w:rPr>
-              <w:t>Additional Director</w:t>
+              <w:t>Director</w:t>
             </w:r>
           </w:p>
         </w:tc>
@@ -4683,7 +5139,121 @@
                 <w:sz w:val="18"/>
                 <w:u w:val="none"/>
               </w:rPr>
-              <w:t>17/03/2025</w:t>
+              <w:t>21/06/2025</w:t>
+            </w:r>
+          </w:p>
+        </w:tc>
+      </w:tr>
+      <w:tr>
+        <w:tc>
+          <w:tcPr>
+            <w:tcW w:type="dxa" w:w="2268"/>
+            <w:shd w:val="clear" w:color="auto" w:fill="FFFFFF"/>
+            <w:tcBorders>
+              <w:top w:val="single" w:sz="4" w:space="0" w:color="000000"/>
+              <w:left w:val="single" w:sz="4" w:space="0" w:color="000000"/>
+              <w:bottom w:val="single" w:sz="4" w:space="0" w:color="000000"/>
+              <w:right w:val="single" w:sz="4" w:space="0" w:color="000000"/>
+            </w:tcBorders>
+            <w:vAlign w:val="center"/>
+          </w:tcPr>
+          <w:p>
+            <w:pPr>
+              <w:spacing w:before="40" w:after="40"/>
+              <w:jc w:val="left"/>
+            </w:pPr>
+            <w:r>
+              <w:rPr>
+                <w:rFonts w:ascii="Adani" w:hAnsi="Adani"/>
+                <w:b w:val="0"/>
+                <w:sz w:val="18"/>
+                <w:u w:val="none"/>
+              </w:rPr>
+              <w:t>U40108RJ2021SGC073247</w:t>
+            </w:r>
+          </w:p>
+        </w:tc>
+        <w:tc>
+          <w:tcPr>
+            <w:tcW w:type="dxa" w:w="4252"/>
+            <w:shd w:val="clear" w:color="auto" w:fill="FFFFFF"/>
+            <w:tcBorders>
+              <w:top w:val="single" w:sz="4" w:space="0" w:color="000000"/>
+              <w:left w:val="single" w:sz="4" w:space="0" w:color="000000"/>
+              <w:bottom w:val="single" w:sz="4" w:space="0" w:color="000000"/>
+              <w:right w:val="single" w:sz="4" w:space="0" w:color="000000"/>
+            </w:tcBorders>
+            <w:vAlign w:val="center"/>
+          </w:tcPr>
+          <w:p>
+            <w:pPr>
+              <w:spacing w:before="40" w:after="40"/>
+              <w:jc w:val="left"/>
+            </w:pPr>
+            <w:r>
+              <w:rPr>
+                <w:rFonts w:ascii="Adani" w:hAnsi="Adani"/>
+                <w:b w:val="0"/>
+                <w:sz w:val="18"/>
+                <w:u w:val="none"/>
+              </w:rPr>
+              <w:t>SANGOD TRANSMISSION SERVICE LIMITED</w:t>
+            </w:r>
+          </w:p>
+        </w:tc>
+        <w:tc>
+          <w:tcPr>
+            <w:tcW w:type="dxa" w:w="1587"/>
+            <w:shd w:val="clear" w:color="auto" w:fill="FFFFFF"/>
+            <w:tcBorders>
+              <w:top w:val="single" w:sz="4" w:space="0" w:color="000000"/>
+              <w:left w:val="single" w:sz="4" w:space="0" w:color="000000"/>
+              <w:bottom w:val="single" w:sz="4" w:space="0" w:color="000000"/>
+              <w:right w:val="single" w:sz="4" w:space="0" w:color="000000"/>
+            </w:tcBorders>
+            <w:vAlign w:val="center"/>
+          </w:tcPr>
+          <w:p>
+            <w:pPr>
+              <w:spacing w:before="40" w:after="40"/>
+              <w:jc w:val="left"/>
+            </w:pPr>
+            <w:r>
+              <w:rPr>
+                <w:rFonts w:ascii="Adani" w:hAnsi="Adani"/>
+                <w:b w:val="0"/>
+                <w:sz w:val="18"/>
+                <w:u w:val="none"/>
+              </w:rPr>
+              <w:t>Director</w:t>
+            </w:r>
+          </w:p>
+        </w:tc>
+        <w:tc>
+          <w:tcPr>
+            <w:tcW w:type="dxa" w:w="1304"/>
+            <w:shd w:val="clear" w:color="auto" w:fill="FFFFFF"/>
+            <w:tcBorders>
+              <w:top w:val="single" w:sz="4" w:space="0" w:color="000000"/>
+              <w:left w:val="single" w:sz="4" w:space="0" w:color="000000"/>
+              <w:bottom w:val="single" w:sz="4" w:space="0" w:color="000000"/>
+              <w:right w:val="single" w:sz="4" w:space="0" w:color="000000"/>
+            </w:tcBorders>
+            <w:vAlign w:val="center"/>
+          </w:tcPr>
+          <w:p>
+            <w:pPr>
+              <w:spacing w:before="40" w:after="40"/>
+              <w:jc w:val="left"/>
+            </w:pPr>
+            <w:r>
+              <w:rPr>
+                <w:rFonts w:ascii="Adani" w:hAnsi="Adani"/>
+                <w:b w:val="0"/>
+                <w:sz w:val="18"/>
+                <w:u w:val="none"/>
+              </w:rPr>
+              <w:t>21/06/2025</w:t>
             </w:r>
           </w:p>
         </w:tc>
@@ -4769,7 +5339,7 @@
                 <w:sz w:val="18"/>
                 <w:u w:val="none"/>
               </w:rPr>
-              <w:t>Additional Director</w:t>
+              <w:t>Director</w:t>
             </w:r>
           </w:p>
         </w:tc>
@@ -4797,577 +5367,7 @@
                 <w:sz w:val="18"/>
                 <w:u w:val="none"/>
               </w:rPr>
-              <w:t>17/03/2025</w:t>
-            </w:r>
-          </w:p>
-        </w:tc>
-      </w:tr>
-      <w:tr>
-        <w:tc>
-          <w:tcPr>
-            <w:tcW w:type="dxa" w:w="2268"/>
-            <w:shd w:val="clear" w:color="auto" w:fill="FFFFFF"/>
-            <w:tcBorders>
-              <w:top w:val="single" w:sz="4" w:space="0" w:color="000000"/>
-              <w:left w:val="single" w:sz="4" w:space="0" w:color="000000"/>
-              <w:bottom w:val="single" w:sz="4" w:space="0" w:color="000000"/>
-              <w:right w:val="single" w:sz="4" w:space="0" w:color="000000"/>
-            </w:tcBorders>
-            <w:vAlign w:val="center"/>
-          </w:tcPr>
-          <w:p>
-            <w:pPr>
-              <w:spacing w:before="40" w:after="40"/>
-              <w:jc w:val="left"/>
-            </w:pPr>
-            <w:r>
-              <w:rPr>
-                <w:rFonts w:ascii="Adani" w:hAnsi="Adani"/>
-                <w:b w:val="0"/>
-                <w:sz w:val="18"/>
-                <w:u w:val="none"/>
-              </w:rPr>
-              <w:t>U40108RJ2021SGC073247</w:t>
-            </w:r>
-          </w:p>
-        </w:tc>
-        <w:tc>
-          <w:tcPr>
-            <w:tcW w:type="dxa" w:w="4252"/>
-            <w:shd w:val="clear" w:color="auto" w:fill="FFFFFF"/>
-            <w:tcBorders>
-              <w:top w:val="single" w:sz="4" w:space="0" w:color="000000"/>
-              <w:left w:val="single" w:sz="4" w:space="0" w:color="000000"/>
-              <w:bottom w:val="single" w:sz="4" w:space="0" w:color="000000"/>
-              <w:right w:val="single" w:sz="4" w:space="0" w:color="000000"/>
-            </w:tcBorders>
-            <w:vAlign w:val="center"/>
-          </w:tcPr>
-          <w:p>
-            <w:pPr>
-              <w:spacing w:before="40" w:after="40"/>
-              <w:jc w:val="left"/>
-            </w:pPr>
-            <w:r>
-              <w:rPr>
-                <w:rFonts w:ascii="Adani" w:hAnsi="Adani"/>
-                <w:b w:val="0"/>
-                <w:sz w:val="18"/>
-                <w:u w:val="none"/>
-              </w:rPr>
-              <w:t>SANGOD TRANSMISSION SERVICE LIMITED</w:t>
-            </w:r>
-          </w:p>
-        </w:tc>
-        <w:tc>
-          <w:tcPr>
-            <w:tcW w:type="dxa" w:w="1587"/>
-            <w:shd w:val="clear" w:color="auto" w:fill="FFFFFF"/>
-            <w:tcBorders>
-              <w:top w:val="single" w:sz="4" w:space="0" w:color="000000"/>
-              <w:left w:val="single" w:sz="4" w:space="0" w:color="000000"/>
-              <w:bottom w:val="single" w:sz="4" w:space="0" w:color="000000"/>
-              <w:right w:val="single" w:sz="4" w:space="0" w:color="000000"/>
-            </w:tcBorders>
-            <w:vAlign w:val="center"/>
-          </w:tcPr>
-          <w:p>
-            <w:pPr>
-              <w:spacing w:before="40" w:after="40"/>
-              <w:jc w:val="left"/>
-            </w:pPr>
-            <w:r>
-              <w:rPr>
-                <w:rFonts w:ascii="Adani" w:hAnsi="Adani"/>
-                <w:b w:val="0"/>
-                <w:sz w:val="18"/>
-                <w:u w:val="none"/>
-              </w:rPr>
-              <w:t>Additional Director</w:t>
-            </w:r>
-          </w:p>
-        </w:tc>
-        <w:tc>
-          <w:tcPr>
-            <w:tcW w:type="dxa" w:w="1304"/>
-            <w:shd w:val="clear" w:color="auto" w:fill="FFFFFF"/>
-            <w:tcBorders>
-              <w:top w:val="single" w:sz="4" w:space="0" w:color="000000"/>
-              <w:left w:val="single" w:sz="4" w:space="0" w:color="000000"/>
-              <w:bottom w:val="single" w:sz="4" w:space="0" w:color="000000"/>
-              <w:right w:val="single" w:sz="4" w:space="0" w:color="000000"/>
-            </w:tcBorders>
-            <w:vAlign w:val="center"/>
-          </w:tcPr>
-          <w:p>
-            <w:pPr>
-              <w:spacing w:before="40" w:after="40"/>
-              <w:jc w:val="left"/>
-            </w:pPr>
-            <w:r>
-              <w:rPr>
-                <w:rFonts w:ascii="Adani" w:hAnsi="Adani"/>
-                <w:b w:val="0"/>
-                <w:sz w:val="18"/>
-                <w:u w:val="none"/>
-              </w:rPr>
-              <w:t>17/03/2025</w:t>
-            </w:r>
-          </w:p>
-        </w:tc>
-      </w:tr>
-      <w:tr>
-        <w:tc>
-          <w:tcPr>
-            <w:tcW w:type="dxa" w:w="2268"/>
-            <w:shd w:val="clear" w:color="auto" w:fill="FFFFFF"/>
-            <w:tcBorders>
-              <w:top w:val="single" w:sz="4" w:space="0" w:color="000000"/>
-              <w:left w:val="single" w:sz="4" w:space="0" w:color="000000"/>
-              <w:bottom w:val="single" w:sz="4" w:space="0" w:color="000000"/>
-              <w:right w:val="single" w:sz="4" w:space="0" w:color="000000"/>
-            </w:tcBorders>
-            <w:vAlign w:val="center"/>
-          </w:tcPr>
-          <w:p>
-            <w:pPr>
-              <w:spacing w:before="40" w:after="40"/>
-              <w:jc w:val="left"/>
-            </w:pPr>
-            <w:r>
-              <w:rPr>
-                <w:rFonts w:ascii="Adani" w:hAnsi="Adani"/>
-                <w:b w:val="0"/>
-                <w:sz w:val="18"/>
-                <w:u w:val="none"/>
-              </w:rPr>
-              <w:t>U40107GJ2019GOI119949</w:t>
-            </w:r>
-          </w:p>
-        </w:tc>
-        <w:tc>
-          <w:tcPr>
-            <w:tcW w:type="dxa" w:w="4252"/>
-            <w:shd w:val="clear" w:color="auto" w:fill="FFFFFF"/>
-            <w:tcBorders>
-              <w:top w:val="single" w:sz="4" w:space="0" w:color="000000"/>
-              <w:left w:val="single" w:sz="4" w:space="0" w:color="000000"/>
-              <w:bottom w:val="single" w:sz="4" w:space="0" w:color="000000"/>
-              <w:right w:val="single" w:sz="4" w:space="0" w:color="000000"/>
-            </w:tcBorders>
-            <w:vAlign w:val="center"/>
-          </w:tcPr>
-          <w:p>
-            <w:pPr>
-              <w:spacing w:before="40" w:after="40"/>
-              <w:jc w:val="left"/>
-            </w:pPr>
-            <w:r>
-              <w:rPr>
-                <w:rFonts w:ascii="Adani" w:hAnsi="Adani"/>
-                <w:b w:val="0"/>
-                <w:sz w:val="18"/>
-                <w:u w:val="none"/>
-              </w:rPr>
-              <w:t>LAKADIA BANASKANTHA TRANSCO LIMITED</w:t>
-            </w:r>
-          </w:p>
-        </w:tc>
-        <w:tc>
-          <w:tcPr>
-            <w:tcW w:type="dxa" w:w="1587"/>
-            <w:shd w:val="clear" w:color="auto" w:fill="FFFFFF"/>
-            <w:tcBorders>
-              <w:top w:val="single" w:sz="4" w:space="0" w:color="000000"/>
-              <w:left w:val="single" w:sz="4" w:space="0" w:color="000000"/>
-              <w:bottom w:val="single" w:sz="4" w:space="0" w:color="000000"/>
-              <w:right w:val="single" w:sz="4" w:space="0" w:color="000000"/>
-            </w:tcBorders>
-            <w:vAlign w:val="center"/>
-          </w:tcPr>
-          <w:p>
-            <w:pPr>
-              <w:spacing w:before="40" w:after="40"/>
-              <w:jc w:val="left"/>
-            </w:pPr>
-            <w:r>
-              <w:rPr>
-                <w:rFonts w:ascii="Adani" w:hAnsi="Adani"/>
-                <w:b w:val="0"/>
-                <w:sz w:val="18"/>
-                <w:u w:val="none"/>
-              </w:rPr>
-              <w:t>Additional Director</w:t>
-            </w:r>
-          </w:p>
-        </w:tc>
-        <w:tc>
-          <w:tcPr>
-            <w:tcW w:type="dxa" w:w="1304"/>
-            <w:shd w:val="clear" w:color="auto" w:fill="FFFFFF"/>
-            <w:tcBorders>
-              <w:top w:val="single" w:sz="4" w:space="0" w:color="000000"/>
-              <w:left w:val="single" w:sz="4" w:space="0" w:color="000000"/>
-              <w:bottom w:val="single" w:sz="4" w:space="0" w:color="000000"/>
-              <w:right w:val="single" w:sz="4" w:space="0" w:color="000000"/>
-            </w:tcBorders>
-            <w:vAlign w:val="center"/>
-          </w:tcPr>
-          <w:p>
-            <w:pPr>
-              <w:spacing w:before="40" w:after="40"/>
-              <w:jc w:val="left"/>
-            </w:pPr>
-            <w:r>
-              <w:rPr>
-                <w:rFonts w:ascii="Adani" w:hAnsi="Adani"/>
-                <w:b w:val="0"/>
-                <w:sz w:val="18"/>
-                <w:u w:val="none"/>
-              </w:rPr>
-              <w:t>13/03/2025</w:t>
-            </w:r>
-          </w:p>
-        </w:tc>
-      </w:tr>
-      <w:tr>
-        <w:tc>
-          <w:tcPr>
-            <w:tcW w:type="dxa" w:w="2268"/>
-            <w:shd w:val="clear" w:color="auto" w:fill="FFFFFF"/>
-            <w:tcBorders>
-              <w:top w:val="single" w:sz="4" w:space="0" w:color="000000"/>
-              <w:left w:val="single" w:sz="4" w:space="0" w:color="000000"/>
-              <w:bottom w:val="single" w:sz="4" w:space="0" w:color="000000"/>
-              <w:right w:val="single" w:sz="4" w:space="0" w:color="000000"/>
-            </w:tcBorders>
-            <w:vAlign w:val="center"/>
-          </w:tcPr>
-          <w:p>
-            <w:pPr>
-              <w:spacing w:before="40" w:after="40"/>
-              <w:jc w:val="left"/>
-            </w:pPr>
-            <w:r>
-              <w:rPr>
-                <w:rFonts w:ascii="Adani" w:hAnsi="Adani"/>
-                <w:b w:val="0"/>
-                <w:sz w:val="18"/>
-                <w:u w:val="none"/>
-              </w:rPr>
-              <w:t>U40109GJ2009PLC098510</w:t>
-            </w:r>
-          </w:p>
-        </w:tc>
-        <w:tc>
-          <w:tcPr>
-            <w:tcW w:type="dxa" w:w="4252"/>
-            <w:shd w:val="clear" w:color="auto" w:fill="FFFFFF"/>
-            <w:tcBorders>
-              <w:top w:val="single" w:sz="4" w:space="0" w:color="000000"/>
-              <w:left w:val="single" w:sz="4" w:space="0" w:color="000000"/>
-              <w:bottom w:val="single" w:sz="4" w:space="0" w:color="000000"/>
-              <w:right w:val="single" w:sz="4" w:space="0" w:color="000000"/>
-            </w:tcBorders>
-            <w:vAlign w:val="center"/>
-          </w:tcPr>
-          <w:p>
-            <w:pPr>
-              <w:spacing w:before="40" w:after="40"/>
-              <w:jc w:val="left"/>
-            </w:pPr>
-            <w:r>
-              <w:rPr>
-                <w:rFonts w:ascii="Adani" w:hAnsi="Adani"/>
-                <w:b w:val="0"/>
-                <w:sz w:val="18"/>
-                <w:u w:val="none"/>
-              </w:rPr>
-              <w:t>ARAVALI TRANSMISSION SERVICE COMPANY LIMITED</w:t>
-            </w:r>
-          </w:p>
-        </w:tc>
-        <w:tc>
-          <w:tcPr>
-            <w:tcW w:type="dxa" w:w="1587"/>
-            <w:shd w:val="clear" w:color="auto" w:fill="FFFFFF"/>
-            <w:tcBorders>
-              <w:top w:val="single" w:sz="4" w:space="0" w:color="000000"/>
-              <w:left w:val="single" w:sz="4" w:space="0" w:color="000000"/>
-              <w:bottom w:val="single" w:sz="4" w:space="0" w:color="000000"/>
-              <w:right w:val="single" w:sz="4" w:space="0" w:color="000000"/>
-            </w:tcBorders>
-            <w:vAlign w:val="center"/>
-          </w:tcPr>
-          <w:p>
-            <w:pPr>
-              <w:spacing w:before="40" w:after="40"/>
-              <w:jc w:val="left"/>
-            </w:pPr>
-            <w:r>
-              <w:rPr>
-                <w:rFonts w:ascii="Adani" w:hAnsi="Adani"/>
-                <w:b w:val="0"/>
-                <w:sz w:val="18"/>
-                <w:u w:val="none"/>
-              </w:rPr>
-              <w:t>Additional Director</w:t>
-            </w:r>
-          </w:p>
-        </w:tc>
-        <w:tc>
-          <w:tcPr>
-            <w:tcW w:type="dxa" w:w="1304"/>
-            <w:shd w:val="clear" w:color="auto" w:fill="FFFFFF"/>
-            <w:tcBorders>
-              <w:top w:val="single" w:sz="4" w:space="0" w:color="000000"/>
-              <w:left w:val="single" w:sz="4" w:space="0" w:color="000000"/>
-              <w:bottom w:val="single" w:sz="4" w:space="0" w:color="000000"/>
-              <w:right w:val="single" w:sz="4" w:space="0" w:color="000000"/>
-            </w:tcBorders>
-            <w:vAlign w:val="center"/>
-          </w:tcPr>
-          <w:p>
-            <w:pPr>
-              <w:spacing w:before="40" w:after="40"/>
-              <w:jc w:val="left"/>
-            </w:pPr>
-            <w:r>
-              <w:rPr>
-                <w:rFonts w:ascii="Adani" w:hAnsi="Adani"/>
-                <w:b w:val="0"/>
-                <w:sz w:val="18"/>
-                <w:u w:val="none"/>
-              </w:rPr>
-              <w:t>10/03/2025</w:t>
-            </w:r>
-          </w:p>
-        </w:tc>
-      </w:tr>
-      <w:tr>
-        <w:tc>
-          <w:tcPr>
-            <w:tcW w:type="dxa" w:w="2268"/>
-            <w:shd w:val="clear" w:color="auto" w:fill="FFFFFF"/>
-            <w:tcBorders>
-              <w:top w:val="single" w:sz="4" w:space="0" w:color="000000"/>
-              <w:left w:val="single" w:sz="4" w:space="0" w:color="000000"/>
-              <w:bottom w:val="single" w:sz="4" w:space="0" w:color="000000"/>
-              <w:right w:val="single" w:sz="4" w:space="0" w:color="000000"/>
-            </w:tcBorders>
-            <w:vAlign w:val="center"/>
-          </w:tcPr>
-          <w:p>
-            <w:pPr>
-              <w:spacing w:before="40" w:after="40"/>
-              <w:jc w:val="left"/>
-            </w:pPr>
-            <w:r>
-              <w:rPr>
-                <w:rFonts w:ascii="Adani" w:hAnsi="Adani"/>
-                <w:b w:val="0"/>
-                <w:sz w:val="18"/>
-                <w:u w:val="none"/>
-              </w:rPr>
-              <w:t>U45201GJ2021PTC123818</w:t>
-            </w:r>
-          </w:p>
-        </w:tc>
-        <w:tc>
-          <w:tcPr>
-            <w:tcW w:type="dxa" w:w="4252"/>
-            <w:shd w:val="clear" w:color="auto" w:fill="FFFFFF"/>
-            <w:tcBorders>
-              <w:top w:val="single" w:sz="4" w:space="0" w:color="000000"/>
-              <w:left w:val="single" w:sz="4" w:space="0" w:color="000000"/>
-              <w:bottom w:val="single" w:sz="4" w:space="0" w:color="000000"/>
-              <w:right w:val="single" w:sz="4" w:space="0" w:color="000000"/>
-            </w:tcBorders>
-            <w:vAlign w:val="center"/>
-          </w:tcPr>
-          <w:p>
-            <w:pPr>
-              <w:spacing w:before="40" w:after="40"/>
-              <w:jc w:val="left"/>
-            </w:pPr>
-            <w:r>
-              <w:rPr>
-                <w:rFonts w:ascii="Adani" w:hAnsi="Adani"/>
-                <w:b w:val="0"/>
-                <w:sz w:val="18"/>
-                <w:u w:val="none"/>
-              </w:rPr>
-              <w:t>SUPERHEIGHTS INFRASPACE PRIVATE LIMITED</w:t>
-            </w:r>
-          </w:p>
-        </w:tc>
-        <w:tc>
-          <w:tcPr>
-            <w:tcW w:type="dxa" w:w="1587"/>
-            <w:shd w:val="clear" w:color="auto" w:fill="FFFFFF"/>
-            <w:tcBorders>
-              <w:top w:val="single" w:sz="4" w:space="0" w:color="000000"/>
-              <w:left w:val="single" w:sz="4" w:space="0" w:color="000000"/>
-              <w:bottom w:val="single" w:sz="4" w:space="0" w:color="000000"/>
-              <w:right w:val="single" w:sz="4" w:space="0" w:color="000000"/>
-            </w:tcBorders>
-            <w:vAlign w:val="center"/>
-          </w:tcPr>
-          <w:p>
-            <w:pPr>
-              <w:spacing w:before="40" w:after="40"/>
-              <w:jc w:val="left"/>
-            </w:pPr>
-            <w:r>
-              <w:rPr>
-                <w:rFonts w:ascii="Adani" w:hAnsi="Adani"/>
-                <w:b w:val="0"/>
-                <w:sz w:val="18"/>
-                <w:u w:val="none"/>
-              </w:rPr>
-              <w:t>Additional Director</w:t>
-            </w:r>
-          </w:p>
-        </w:tc>
-        <w:tc>
-          <w:tcPr>
-            <w:tcW w:type="dxa" w:w="1304"/>
-            <w:shd w:val="clear" w:color="auto" w:fill="FFFFFF"/>
-            <w:tcBorders>
-              <w:top w:val="single" w:sz="4" w:space="0" w:color="000000"/>
-              <w:left w:val="single" w:sz="4" w:space="0" w:color="000000"/>
-              <w:bottom w:val="single" w:sz="4" w:space="0" w:color="000000"/>
-              <w:right w:val="single" w:sz="4" w:space="0" w:color="000000"/>
-            </w:tcBorders>
-            <w:vAlign w:val="center"/>
-          </w:tcPr>
-          <w:p>
-            <w:pPr>
-              <w:spacing w:before="40" w:after="40"/>
-              <w:jc w:val="left"/>
-            </w:pPr>
-            <w:r>
-              <w:rPr>
-                <w:rFonts w:ascii="Adani" w:hAnsi="Adani"/>
-                <w:b w:val="0"/>
-                <w:sz w:val="18"/>
-                <w:u w:val="none"/>
-              </w:rPr>
-              <w:t>11/02/2025</w:t>
-            </w:r>
-          </w:p>
-        </w:tc>
-      </w:tr>
-      <w:tr>
-        <w:tc>
-          <w:tcPr>
-            <w:tcW w:type="dxa" w:w="2268"/>
-            <w:shd w:val="clear" w:color="auto" w:fill="FFFFFF"/>
-            <w:tcBorders>
-              <w:top w:val="single" w:sz="4" w:space="0" w:color="000000"/>
-              <w:left w:val="single" w:sz="4" w:space="0" w:color="000000"/>
-              <w:bottom w:val="single" w:sz="4" w:space="0" w:color="000000"/>
-              <w:right w:val="single" w:sz="4" w:space="0" w:color="000000"/>
-            </w:tcBorders>
-            <w:vAlign w:val="center"/>
-          </w:tcPr>
-          <w:p>
-            <w:pPr>
-              <w:spacing w:before="40" w:after="40"/>
-              <w:jc w:val="left"/>
-            </w:pPr>
-            <w:r>
-              <w:rPr>
-                <w:rFonts w:ascii="Adani" w:hAnsi="Adani"/>
-                <w:b w:val="0"/>
-                <w:sz w:val="18"/>
-                <w:u w:val="none"/>
-              </w:rPr>
-              <w:t>U40106GJ2018GOI127987</w:t>
-            </w:r>
-          </w:p>
-        </w:tc>
-        <w:tc>
-          <w:tcPr>
-            <w:tcW w:type="dxa" w:w="4252"/>
-            <w:shd w:val="clear" w:color="auto" w:fill="FFFFFF"/>
-            <w:tcBorders>
-              <w:top w:val="single" w:sz="4" w:space="0" w:color="000000"/>
-              <w:left w:val="single" w:sz="4" w:space="0" w:color="000000"/>
-              <w:bottom w:val="single" w:sz="4" w:space="0" w:color="000000"/>
-              <w:right w:val="single" w:sz="4" w:space="0" w:color="000000"/>
-            </w:tcBorders>
-            <w:vAlign w:val="center"/>
-          </w:tcPr>
-          <w:p>
-            <w:pPr>
-              <w:spacing w:before="40" w:after="40"/>
-              <w:jc w:val="left"/>
-            </w:pPr>
-            <w:r>
-              <w:rPr>
-                <w:rFonts w:ascii="Adani" w:hAnsi="Adani"/>
-                <w:b w:val="0"/>
-                <w:sz w:val="18"/>
-                <w:u w:val="none"/>
-              </w:rPr>
-              <w:t>OBRA-C BADAUN TRANSMISSION LIMITED</w:t>
-            </w:r>
-          </w:p>
-        </w:tc>
-        <w:tc>
-          <w:tcPr>
-            <w:tcW w:type="dxa" w:w="1587"/>
-            <w:shd w:val="clear" w:color="auto" w:fill="FFFFFF"/>
-            <w:tcBorders>
-              <w:top w:val="single" w:sz="4" w:space="0" w:color="000000"/>
-              <w:left w:val="single" w:sz="4" w:space="0" w:color="000000"/>
-              <w:bottom w:val="single" w:sz="4" w:space="0" w:color="000000"/>
-              <w:right w:val="single" w:sz="4" w:space="0" w:color="000000"/>
-            </w:tcBorders>
-            <w:vAlign w:val="center"/>
-          </w:tcPr>
-          <w:p>
-            <w:pPr>
-              <w:spacing w:before="40" w:after="40"/>
-              <w:jc w:val="left"/>
-            </w:pPr>
-            <w:r>
-              <w:rPr>
-                <w:rFonts w:ascii="Adani" w:hAnsi="Adani"/>
-                <w:b w:val="0"/>
-                <w:sz w:val="18"/>
-                <w:u w:val="none"/>
-              </w:rPr>
-              <w:t>CFO</w:t>
-            </w:r>
-          </w:p>
-        </w:tc>
-        <w:tc>
-          <w:tcPr>
-            <w:tcW w:type="dxa" w:w="1304"/>
-            <w:shd w:val="clear" w:color="auto" w:fill="FFFFFF"/>
-            <w:tcBorders>
-              <w:top w:val="single" w:sz="4" w:space="0" w:color="000000"/>
-              <w:left w:val="single" w:sz="4" w:space="0" w:color="000000"/>
-              <w:bottom w:val="single" w:sz="4" w:space="0" w:color="000000"/>
-              <w:right w:val="single" w:sz="4" w:space="0" w:color="000000"/>
-            </w:tcBorders>
-            <w:vAlign w:val="center"/>
-          </w:tcPr>
-          <w:p>
-            <w:pPr>
-              <w:spacing w:before="40" w:after="40"/>
-              <w:jc w:val="left"/>
-            </w:pPr>
-            <w:r>
-              <w:rPr>
-                <w:rFonts w:ascii="Adani" w:hAnsi="Adani"/>
-                <w:b w:val="0"/>
-                <w:sz w:val="18"/>
-                <w:u w:val="none"/>
-              </w:rPr>
-              <w:t>09/01/2020</w:t>
+              <w:t>21/06/2025</w:t>
             </w:r>
           </w:p>
         </w:tc>
